--- a/Web-tehnology/lab6/lab6.docx
+++ b/Web-tehnology/lab6/lab6.docx
@@ -1023,6 +1023,9 @@
         <w:jc w:val="center"/>
       </w:pPr>
       <w:r>
+        <w:rPr>
+          <w:noProof/>
+        </w:rPr>
         <w:drawing>
           <wp:inline distT="0" distB="0" distL="0" distR="0" wp14:anchorId="42B2CDF5" wp14:editId="567BB82C">
             <wp:extent cx="5940425" cy="2958465"/>
@@ -1218,6 +1221,9 @@
         <w:jc w:val="center"/>
       </w:pPr>
       <w:r>
+        <w:rPr>
+          <w:noProof/>
+        </w:rPr>
         <w:drawing>
           <wp:inline distT="0" distB="0" distL="0" distR="0" wp14:anchorId="54D4FE8F" wp14:editId="419358AC">
             <wp:extent cx="4495800" cy="3063680"/>
@@ -1916,6 +1922,7 @@
           <w:rFonts w:ascii="Times New Roman" w:hAnsi="Times New Roman" w:cs="Times New Roman"/>
           <w:sz w:val="28"/>
           <w:szCs w:val="28"/>
+          <w:lang w:val="en-US"/>
         </w:rPr>
       </w:pPr>
       <w:r>
@@ -1932,6 +1939,7 @@
           <w:rFonts w:ascii="Times New Roman" w:hAnsi="Times New Roman" w:cs="Times New Roman"/>
           <w:sz w:val="28"/>
           <w:szCs w:val="28"/>
+          <w:lang w:val="en-US"/>
         </w:rPr>
         <w:t xml:space="preserve"> "</w:t>
       </w:r>
@@ -1948,6 +1956,7 @@
           <w:rFonts w:ascii="Times New Roman" w:hAnsi="Times New Roman" w:cs="Times New Roman"/>
           <w:sz w:val="28"/>
           <w:szCs w:val="28"/>
+          <w:lang w:val="en-US"/>
         </w:rPr>
         <w:t xml:space="preserve"> </w:t>
       </w:r>
@@ -1964,6 +1973,7 @@
           <w:rFonts w:ascii="Times New Roman" w:hAnsi="Times New Roman" w:cs="Times New Roman"/>
           <w:sz w:val="28"/>
           <w:szCs w:val="28"/>
+          <w:lang w:val="en-US"/>
         </w:rPr>
         <w:t xml:space="preserve"> </w:t>
       </w:r>
@@ -1980,9 +1990,11 @@
           <w:rFonts w:ascii="Times New Roman" w:hAnsi="Times New Roman" w:cs="Times New Roman"/>
           <w:sz w:val="28"/>
           <w:szCs w:val="28"/>
+          <w:lang w:val="en-US"/>
         </w:rPr>
         <w:t xml:space="preserve"> </w:t>
       </w:r>
+      <w:proofErr w:type="gramStart"/>
       <w:r>
         <w:rPr>
           <w:rFonts w:ascii="Times New Roman" w:hAnsi="Times New Roman" w:cs="Times New Roman"/>
@@ -1997,10 +2009,12 @@
           <w:rFonts w:ascii="Times New Roman" w:hAnsi="Times New Roman" w:cs="Times New Roman"/>
           <w:sz w:val="28"/>
           <w:szCs w:val="28"/>
+          <w:lang w:val="en-US"/>
         </w:rPr>
         <w:t>!&lt;</w:t>
       </w:r>
       <w:proofErr w:type="spellStart"/>
+      <w:proofErr w:type="gramEnd"/>
       <w:r>
         <w:rPr>
           <w:rFonts w:ascii="Times New Roman" w:hAnsi="Times New Roman" w:cs="Times New Roman"/>
@@ -2016,6 +2030,7 @@
           <w:rFonts w:ascii="Times New Roman" w:hAnsi="Times New Roman" w:cs="Times New Roman"/>
           <w:sz w:val="28"/>
           <w:szCs w:val="28"/>
+          <w:lang w:val="en-US"/>
         </w:rPr>
         <w:t>&gt;";</w:t>
       </w:r>
@@ -2044,6 +2059,7 @@
           <w:rFonts w:ascii="Times New Roman" w:hAnsi="Times New Roman" w:cs="Times New Roman"/>
           <w:sz w:val="28"/>
           <w:szCs w:val="28"/>
+          <w:lang w:val="en-US"/>
         </w:rPr>
         <w:t xml:space="preserve"> </w:t>
       </w:r>
@@ -2061,6 +2077,7 @@
           <w:rFonts w:ascii="Times New Roman" w:hAnsi="Times New Roman" w:cs="Times New Roman"/>
           <w:sz w:val="28"/>
           <w:szCs w:val="28"/>
+          <w:lang w:val="en-US"/>
         </w:rPr>
         <w:t xml:space="preserve"> </w:t>
       </w:r>
@@ -2185,6 +2202,9 @@
         <w:jc w:val="center"/>
       </w:pPr>
       <w:r>
+        <w:rPr>
+          <w:noProof/>
+        </w:rPr>
         <w:drawing>
           <wp:inline distT="0" distB="0" distL="0" distR="0" wp14:anchorId="169B5D12" wp14:editId="614E3E26">
             <wp:extent cx="5325218" cy="1971950"/>
@@ -2441,6 +2461,7 @@
         <w:t xml:space="preserve"> Встроенная функция </w:t>
       </w:r>
       <w:proofErr w:type="spellStart"/>
+      <w:proofErr w:type="gramStart"/>
       <w:r>
         <w:rPr>
           <w:rFonts w:ascii="Times New Roman" w:hAnsi="Times New Roman" w:cs="Times New Roman"/>
@@ -2458,6 +2479,7 @@
         </w:rPr>
         <w:t>( )</w:t>
       </w:r>
+      <w:proofErr w:type="gramEnd"/>
       <w:r>
         <w:rPr>
           <w:rFonts w:ascii="Times New Roman" w:hAnsi="Times New Roman" w:cs="Times New Roman"/>
@@ -2503,6 +2525,7 @@
         <w:t xml:space="preserve"> на вызов встроенной функции </w:t>
       </w:r>
       <w:proofErr w:type="spellStart"/>
+      <w:proofErr w:type="gramStart"/>
       <w:r>
         <w:rPr>
           <w:rFonts w:ascii="Times New Roman" w:hAnsi="Times New Roman" w:cs="Times New Roman"/>
@@ -2518,7 +2541,16 @@
           <w:sz w:val="28"/>
           <w:szCs w:val="28"/>
         </w:rPr>
-        <w:t>( ), которая выдаст список параметров PHP-среды.</w:t>
+        <w:t>( )</w:t>
+      </w:r>
+      <w:proofErr w:type="gramEnd"/>
+      <w:r>
+        <w:rPr>
+          <w:rFonts w:ascii="Times New Roman" w:hAnsi="Times New Roman" w:cs="Times New Roman"/>
+          <w:sz w:val="28"/>
+          <w:szCs w:val="28"/>
+        </w:rPr>
+        <w:t>, которая выдаст список параметров PHP-среды.</w:t>
       </w:r>
     </w:p>
     <w:p>
@@ -2542,6 +2574,7 @@
         <w:t xml:space="preserve">Выданная справка содержит большое количество разнообразной информации о среде PHP (обратите внимание на бегунок справа). Функция </w:t>
       </w:r>
       <w:proofErr w:type="spellStart"/>
+      <w:proofErr w:type="gramStart"/>
       <w:r>
         <w:rPr>
           <w:rFonts w:ascii="Times New Roman" w:hAnsi="Times New Roman" w:cs="Times New Roman"/>
@@ -2557,7 +2590,16 @@
           <w:sz w:val="28"/>
           <w:szCs w:val="28"/>
         </w:rPr>
-        <w:t>() бывает весьма полезна при диагностировании поведения создаваемых PHP-программ.</w:t>
+        <w:t>(</w:t>
+      </w:r>
+      <w:proofErr w:type="gramEnd"/>
+      <w:r>
+        <w:rPr>
+          <w:rFonts w:ascii="Times New Roman" w:hAnsi="Times New Roman" w:cs="Times New Roman"/>
+          <w:sz w:val="28"/>
+          <w:szCs w:val="28"/>
+        </w:rPr>
+        <w:t>) бывает весьма полезна при диагностировании поведения создаваемых PHP-программ.</w:t>
       </w:r>
     </w:p>
     <w:p>
@@ -2721,6 +2763,7 @@
         <w:t xml:space="preserve">    &lt;?php </w:t>
       </w:r>
       <w:proofErr w:type="spellStart"/>
+      <w:proofErr w:type="gramStart"/>
       <w:r>
         <w:rPr>
           <w:rFonts w:ascii="Times New Roman" w:hAnsi="Times New Roman" w:cs="Times New Roman"/>
@@ -2738,7 +2781,17 @@
           <w:szCs w:val="28"/>
           <w:lang w:val="en-US"/>
         </w:rPr>
-        <w:t>();?&gt;</w:t>
+        <w:t>(</w:t>
+      </w:r>
+      <w:proofErr w:type="gramEnd"/>
+      <w:r>
+        <w:rPr>
+          <w:rFonts w:ascii="Times New Roman" w:hAnsi="Times New Roman" w:cs="Times New Roman"/>
+          <w:sz w:val="28"/>
+          <w:szCs w:val="28"/>
+          <w:lang w:val="en-US"/>
+        </w:rPr>
+        <w:t>);?&gt;</w:t>
       </w:r>
     </w:p>
     <w:p>
@@ -2802,6 +2855,9 @@
         <w:jc w:val="center"/>
       </w:pPr>
       <w:r>
+        <w:rPr>
+          <w:noProof/>
+        </w:rPr>
         <w:drawing>
           <wp:inline distT="0" distB="0" distL="0" distR="0" wp14:anchorId="31715C1C" wp14:editId="50C7F625">
             <wp:extent cx="5940425" cy="6355080"/>
@@ -3051,6 +3107,9 @@
         <w:jc w:val="center"/>
       </w:pPr>
       <w:r>
+        <w:rPr>
+          <w:noProof/>
+        </w:rPr>
         <w:drawing>
           <wp:inline distT="0" distB="0" distL="0" distR="0" wp14:anchorId="6C9E98D1" wp14:editId="787A2E9F">
             <wp:extent cx="5940425" cy="264160"/>
@@ -3194,6 +3253,7 @@
       <w:r>
         <w:rPr>
           <w:rFonts w:ascii="Times New Roman" w:hAnsi="Times New Roman" w:cs="Times New Roman"/>
+          <w:noProof/>
           <w:color w:val="000000" w:themeColor="text1"/>
           <w:sz w:val="24"/>
           <w:szCs w:val="24"/>
@@ -3341,6 +3401,7 @@
       <w:r>
         <w:rPr>
           <w:rFonts w:ascii="Times New Roman" w:hAnsi="Times New Roman" w:cs="Times New Roman"/>
+          <w:noProof/>
           <w:color w:val="000000" w:themeColor="text1"/>
           <w:sz w:val="24"/>
           <w:szCs w:val="24"/>
@@ -3488,6 +3549,7 @@
       <w:r>
         <w:rPr>
           <w:rFonts w:ascii="Times New Roman" w:hAnsi="Times New Roman" w:cs="Times New Roman"/>
+          <w:noProof/>
           <w:color w:val="000000" w:themeColor="text1"/>
           <w:sz w:val="24"/>
           <w:szCs w:val="24"/>
@@ -3647,6 +3709,7 @@
       <w:r>
         <w:rPr>
           <w:rFonts w:ascii="Times New Roman" w:hAnsi="Times New Roman" w:cs="Times New Roman"/>
+          <w:noProof/>
           <w:color w:val="000000" w:themeColor="text1"/>
           <w:sz w:val="24"/>
           <w:szCs w:val="24"/>
@@ -3817,6 +3880,7 @@
       <w:r>
         <w:rPr>
           <w:rFonts w:ascii="Times New Roman" w:hAnsi="Times New Roman" w:cs="Times New Roman"/>
+          <w:noProof/>
           <w:color w:val="000000" w:themeColor="text1"/>
           <w:sz w:val="24"/>
           <w:szCs w:val="24"/>
@@ -4337,7 +4401,47 @@
           <w:szCs w:val="28"/>
           <w:lang w:val="en-US"/>
         </w:rPr>
-        <w:t>: " . date("</w:t>
+        <w:t xml:space="preserve">: </w:t>
+      </w:r>
+      <w:proofErr w:type="gramStart"/>
+      <w:r>
+        <w:rPr>
+          <w:rFonts w:ascii="Times New Roman" w:hAnsi="Times New Roman" w:cs="Times New Roman"/>
+          <w:sz w:val="28"/>
+          <w:szCs w:val="28"/>
+          <w:lang w:val="en-US"/>
+        </w:rPr>
+        <w:t>" .</w:t>
+      </w:r>
+      <w:proofErr w:type="gramEnd"/>
+      <w:r>
+        <w:rPr>
+          <w:rFonts w:ascii="Times New Roman" w:hAnsi="Times New Roman" w:cs="Times New Roman"/>
+          <w:sz w:val="28"/>
+          <w:szCs w:val="28"/>
+          <w:lang w:val="en-US"/>
+        </w:rPr>
+        <w:t xml:space="preserve"> </w:t>
+      </w:r>
+      <w:proofErr w:type="gramStart"/>
+      <w:r>
+        <w:rPr>
+          <w:rFonts w:ascii="Times New Roman" w:hAnsi="Times New Roman" w:cs="Times New Roman"/>
+          <w:sz w:val="28"/>
+          <w:szCs w:val="28"/>
+          <w:lang w:val="en-US"/>
+        </w:rPr>
+        <w:t>date(</w:t>
+      </w:r>
+      <w:proofErr w:type="gramEnd"/>
+      <w:r>
+        <w:rPr>
+          <w:rFonts w:ascii="Times New Roman" w:hAnsi="Times New Roman" w:cs="Times New Roman"/>
+          <w:sz w:val="28"/>
+          <w:szCs w:val="28"/>
+          <w:lang w:val="en-US"/>
+        </w:rPr>
+        <w:t>"</w:t>
       </w:r>
       <w:proofErr w:type="spellStart"/>
       <w:r>
@@ -4483,6 +4587,9 @@
         <w:jc w:val="center"/>
       </w:pPr>
       <w:r>
+        <w:rPr>
+          <w:noProof/>
+        </w:rPr>
         <w:drawing>
           <wp:inline distT="0" distB="0" distL="0" distR="0" wp14:anchorId="6C5A54FD" wp14:editId="158E812E">
             <wp:extent cx="5940425" cy="1311910"/>
@@ -4726,7 +4833,23 @@
           <w:sz w:val="28"/>
           <w:szCs w:val="28"/>
         </w:rPr>
-        <w:t>/test.php?var1=3&amp;var2=5</w:t>
+        <w:t>/test.php?var1=</w:t>
+      </w:r>
+      <w:r>
+        <w:rPr>
+          <w:rFonts w:ascii="Times New Roman" w:hAnsi="Times New Roman" w:cs="Times New Roman"/>
+          <w:sz w:val="28"/>
+          <w:szCs w:val="28"/>
+        </w:rPr>
+        <w:t>2</w:t>
+      </w:r>
+      <w:r>
+        <w:rPr>
+          <w:rFonts w:ascii="Times New Roman" w:hAnsi="Times New Roman" w:cs="Times New Roman"/>
+          <w:sz w:val="28"/>
+          <w:szCs w:val="28"/>
+        </w:rPr>
+        <w:t>3&amp;var2=5</w:t>
       </w:r>
     </w:p>
     <w:p>
@@ -5478,6 +5601,9 @@
         <w:jc w:val="center"/>
       </w:pPr>
       <w:r>
+        <w:rPr>
+          <w:noProof/>
+        </w:rPr>
         <w:drawing>
           <wp:inline distT="0" distB="0" distL="0" distR="0" wp14:anchorId="2F6EE277" wp14:editId="3E6363E2">
             <wp:extent cx="5940425" cy="1622425"/>
@@ -6273,6 +6399,7 @@
           <w:rFonts w:ascii="Times New Roman" w:hAnsi="Times New Roman" w:cs="Times New Roman"/>
           <w:sz w:val="28"/>
           <w:szCs w:val="28"/>
+          <w:lang w:val="en-US"/>
         </w:rPr>
       </w:pPr>
       <w:r>
@@ -6284,14 +6411,55 @@
         </w:rPr>
         <w:t xml:space="preserve">            </w:t>
       </w:r>
+      <w:r>
+        <w:rPr>
+          <w:rFonts w:ascii="Times New Roman" w:hAnsi="Times New Roman" w:cs="Times New Roman"/>
+          <w:sz w:val="28"/>
+          <w:szCs w:val="28"/>
+          <w:lang w:val="en-US"/>
+        </w:rPr>
+        <w:t>border-radius: 5px;</w:t>
+      </w:r>
+    </w:p>
+    <w:p>
+      <w:pPr>
+        <w:spacing w:after="0"/>
+        <w:ind w:firstLine="708"/>
+        <w:rPr>
+          <w:rFonts w:ascii="Times New Roman" w:hAnsi="Times New Roman" w:cs="Times New Roman"/>
+          <w:sz w:val="28"/>
+          <w:szCs w:val="28"/>
+          <w:lang w:val="en-US"/>
+        </w:rPr>
+      </w:pPr>
+      <w:r>
+        <w:rPr>
+          <w:rFonts w:ascii="Times New Roman" w:hAnsi="Times New Roman" w:cs="Times New Roman"/>
+          <w:sz w:val="28"/>
+          <w:szCs w:val="28"/>
+          <w:lang w:val="en-US"/>
+        </w:rPr>
+        <w:t xml:space="preserve">            </w:t>
+      </w:r>
+      <w:r>
+        <w:rPr>
+          <w:rFonts w:ascii="Times New Roman" w:hAnsi="Times New Roman" w:cs="Times New Roman"/>
+          <w:sz w:val="28"/>
+          <w:szCs w:val="28"/>
+          <w:lang w:val="en-US"/>
+        </w:rPr>
+        <w:t xml:space="preserve">box-shadow: 0 2px 4px </w:t>
+      </w:r>
       <w:proofErr w:type="spellStart"/>
-      <w:r>
-        <w:rPr>
-          <w:rFonts w:ascii="Times New Roman" w:hAnsi="Times New Roman" w:cs="Times New Roman"/>
-          <w:sz w:val="28"/>
-          <w:szCs w:val="28"/>
-        </w:rPr>
-        <w:t>border-radius</w:t>
+      <w:proofErr w:type="gramStart"/>
+      <w:r>
+        <w:rPr>
+          <w:rFonts w:ascii="Times New Roman" w:hAnsi="Times New Roman" w:cs="Times New Roman"/>
+          <w:sz w:val="28"/>
+          <w:szCs w:val="28"/>
+          <w:lang w:val="en-US"/>
+        </w:rPr>
+        <w:t>rgba</w:t>
       </w:r>
       <w:proofErr w:type="spellEnd"/>
       <w:r>
@@ -6299,37 +6467,164 @@
           <w:rFonts w:ascii="Times New Roman" w:hAnsi="Times New Roman" w:cs="Times New Roman"/>
           <w:sz w:val="28"/>
           <w:szCs w:val="28"/>
-        </w:rPr>
-        <w:t>: 5px;</w:t>
-      </w:r>
-    </w:p>
-    <w:p>
-      <w:pPr>
-        <w:spacing w:after="0"/>
-        <w:ind w:firstLine="708"/>
-        <w:rPr>
-          <w:rFonts w:ascii="Times New Roman" w:hAnsi="Times New Roman" w:cs="Times New Roman"/>
-          <w:sz w:val="28"/>
-          <w:szCs w:val="28"/>
-          <w:lang w:val="en-US"/>
-        </w:rPr>
-      </w:pPr>
-      <w:r>
-        <w:rPr>
-          <w:rFonts w:ascii="Times New Roman" w:hAnsi="Times New Roman" w:cs="Times New Roman"/>
-          <w:sz w:val="28"/>
-          <w:szCs w:val="28"/>
-        </w:rPr>
-        <w:t xml:space="preserve">            </w:t>
-      </w:r>
-      <w:r>
-        <w:rPr>
-          <w:rFonts w:ascii="Times New Roman" w:hAnsi="Times New Roman" w:cs="Times New Roman"/>
-          <w:sz w:val="28"/>
-          <w:szCs w:val="28"/>
-          <w:lang w:val="en-US"/>
-        </w:rPr>
-        <w:t xml:space="preserve">box-shadow: 0 2px 4px </w:t>
+          <w:lang w:val="en-US"/>
+        </w:rPr>
+        <w:t>(</w:t>
+      </w:r>
+      <w:proofErr w:type="gramEnd"/>
+      <w:r>
+        <w:rPr>
+          <w:rFonts w:ascii="Times New Roman" w:hAnsi="Times New Roman" w:cs="Times New Roman"/>
+          <w:sz w:val="28"/>
+          <w:szCs w:val="28"/>
+          <w:lang w:val="en-US"/>
+        </w:rPr>
+        <w:t>0,0,0,0.1);</w:t>
+      </w:r>
+    </w:p>
+    <w:p>
+      <w:pPr>
+        <w:spacing w:after="0"/>
+        <w:ind w:firstLine="708"/>
+        <w:rPr>
+          <w:rFonts w:ascii="Times New Roman" w:hAnsi="Times New Roman" w:cs="Times New Roman"/>
+          <w:sz w:val="28"/>
+          <w:szCs w:val="28"/>
+          <w:lang w:val="en-US"/>
+        </w:rPr>
+      </w:pPr>
+      <w:r>
+        <w:rPr>
+          <w:rFonts w:ascii="Times New Roman" w:hAnsi="Times New Roman" w:cs="Times New Roman"/>
+          <w:sz w:val="28"/>
+          <w:szCs w:val="28"/>
+          <w:lang w:val="en-US"/>
+        </w:rPr>
+        <w:t>            width: 60%;</w:t>
+      </w:r>
+    </w:p>
+    <w:p>
+      <w:pPr>
+        <w:spacing w:after="0"/>
+        <w:ind w:firstLine="708"/>
+        <w:rPr>
+          <w:rFonts w:ascii="Times New Roman" w:hAnsi="Times New Roman" w:cs="Times New Roman"/>
+          <w:sz w:val="28"/>
+          <w:szCs w:val="28"/>
+          <w:lang w:val="en-US"/>
+        </w:rPr>
+      </w:pPr>
+      <w:r>
+        <w:rPr>
+          <w:rFonts w:ascii="Times New Roman" w:hAnsi="Times New Roman" w:cs="Times New Roman"/>
+          <w:sz w:val="28"/>
+          <w:szCs w:val="28"/>
+          <w:lang w:val="en-US"/>
+        </w:rPr>
+        <w:t>        }</w:t>
+      </w:r>
+    </w:p>
+    <w:p>
+      <w:pPr>
+        <w:spacing w:after="0"/>
+        <w:ind w:firstLine="708"/>
+        <w:rPr>
+          <w:rFonts w:ascii="Times New Roman" w:hAnsi="Times New Roman" w:cs="Times New Roman"/>
+          <w:sz w:val="28"/>
+          <w:szCs w:val="28"/>
+          <w:lang w:val="en-US"/>
+        </w:rPr>
+      </w:pPr>
+      <w:r>
+        <w:rPr>
+          <w:rFonts w:ascii="Times New Roman" w:hAnsi="Times New Roman" w:cs="Times New Roman"/>
+          <w:sz w:val="28"/>
+          <w:szCs w:val="28"/>
+          <w:lang w:val="en-US"/>
+        </w:rPr>
+        <w:t>        b {</w:t>
+      </w:r>
+    </w:p>
+    <w:p>
+      <w:pPr>
+        <w:spacing w:after="0"/>
+        <w:ind w:firstLine="708"/>
+        <w:rPr>
+          <w:rFonts w:ascii="Times New Roman" w:hAnsi="Times New Roman" w:cs="Times New Roman"/>
+          <w:sz w:val="28"/>
+          <w:szCs w:val="28"/>
+          <w:lang w:val="en-US"/>
+        </w:rPr>
+      </w:pPr>
+      <w:r>
+        <w:rPr>
+          <w:rFonts w:ascii="Times New Roman" w:hAnsi="Times New Roman" w:cs="Times New Roman"/>
+          <w:sz w:val="28"/>
+          <w:szCs w:val="28"/>
+          <w:lang w:val="en-US"/>
+        </w:rPr>
+        <w:t>            color: #e74c3c;</w:t>
+      </w:r>
+    </w:p>
+    <w:p>
+      <w:pPr>
+        <w:spacing w:after="0"/>
+        <w:ind w:firstLine="708"/>
+        <w:rPr>
+          <w:rFonts w:ascii="Times New Roman" w:hAnsi="Times New Roman" w:cs="Times New Roman"/>
+          <w:sz w:val="28"/>
+          <w:szCs w:val="28"/>
+          <w:lang w:val="en-US"/>
+        </w:rPr>
+      </w:pPr>
+      <w:r>
+        <w:rPr>
+          <w:rFonts w:ascii="Times New Roman" w:hAnsi="Times New Roman" w:cs="Times New Roman"/>
+          <w:sz w:val="28"/>
+          <w:szCs w:val="28"/>
+          <w:lang w:val="en-US"/>
+        </w:rPr>
+        <w:t>        }</w:t>
+      </w:r>
+    </w:p>
+    <w:p>
+      <w:pPr>
+        <w:spacing w:after="0"/>
+        <w:ind w:firstLine="708"/>
+        <w:rPr>
+          <w:rFonts w:ascii="Times New Roman" w:hAnsi="Times New Roman" w:cs="Times New Roman"/>
+          <w:sz w:val="28"/>
+          <w:szCs w:val="28"/>
+          <w:lang w:val="en-US"/>
+        </w:rPr>
+      </w:pPr>
+      <w:r>
+        <w:rPr>
+          <w:rFonts w:ascii="Times New Roman" w:hAnsi="Times New Roman" w:cs="Times New Roman"/>
+          <w:sz w:val="28"/>
+          <w:szCs w:val="28"/>
+          <w:lang w:val="en-US"/>
+        </w:rPr>
+        <w:t>    &lt;/style&gt;</w:t>
+      </w:r>
+    </w:p>
+    <w:p>
+      <w:pPr>
+        <w:spacing w:after="0"/>
+        <w:ind w:firstLine="708"/>
+        <w:rPr>
+          <w:rFonts w:ascii="Times New Roman" w:hAnsi="Times New Roman" w:cs="Times New Roman"/>
+          <w:sz w:val="28"/>
+          <w:szCs w:val="28"/>
+        </w:rPr>
+      </w:pPr>
+      <w:r>
+        <w:rPr>
+          <w:rFonts w:ascii="Times New Roman" w:hAnsi="Times New Roman" w:cs="Times New Roman"/>
+          <w:sz w:val="28"/>
+          <w:szCs w:val="28"/>
+        </w:rPr>
+        <w:t>&lt;/</w:t>
       </w:r>
       <w:proofErr w:type="spellStart"/>
       <w:r>
@@ -6337,9 +6632,8 @@
           <w:rFonts w:ascii="Times New Roman" w:hAnsi="Times New Roman" w:cs="Times New Roman"/>
           <w:sz w:val="28"/>
           <w:szCs w:val="28"/>
-          <w:lang w:val="en-US"/>
-        </w:rPr>
-        <w:t>rgba</w:t>
+        </w:rPr>
+        <w:t>head</w:t>
       </w:r>
       <w:proofErr w:type="spellEnd"/>
       <w:r>
@@ -6347,154 +6641,27 @@
           <w:rFonts w:ascii="Times New Roman" w:hAnsi="Times New Roman" w:cs="Times New Roman"/>
           <w:sz w:val="28"/>
           <w:szCs w:val="28"/>
-          <w:lang w:val="en-US"/>
-        </w:rPr>
-        <w:t>(0,0,0,0.1);</w:t>
-      </w:r>
-    </w:p>
-    <w:p>
-      <w:pPr>
-        <w:spacing w:after="0"/>
-        <w:ind w:firstLine="708"/>
-        <w:rPr>
-          <w:rFonts w:ascii="Times New Roman" w:hAnsi="Times New Roman" w:cs="Times New Roman"/>
-          <w:sz w:val="28"/>
-          <w:szCs w:val="28"/>
-          <w:lang w:val="en-US"/>
-        </w:rPr>
-      </w:pPr>
-      <w:r>
-        <w:rPr>
-          <w:rFonts w:ascii="Times New Roman" w:hAnsi="Times New Roman" w:cs="Times New Roman"/>
-          <w:sz w:val="28"/>
-          <w:szCs w:val="28"/>
-          <w:lang w:val="en-US"/>
-        </w:rPr>
-        <w:t>            width: 60%;</w:t>
-      </w:r>
-    </w:p>
-    <w:p>
-      <w:pPr>
-        <w:spacing w:after="0"/>
-        <w:ind w:firstLine="708"/>
-        <w:rPr>
-          <w:rFonts w:ascii="Times New Roman" w:hAnsi="Times New Roman" w:cs="Times New Roman"/>
-          <w:sz w:val="28"/>
-          <w:szCs w:val="28"/>
-          <w:lang w:val="en-US"/>
-        </w:rPr>
-      </w:pPr>
-      <w:r>
-        <w:rPr>
-          <w:rFonts w:ascii="Times New Roman" w:hAnsi="Times New Roman" w:cs="Times New Roman"/>
-          <w:sz w:val="28"/>
-          <w:szCs w:val="28"/>
-          <w:lang w:val="en-US"/>
-        </w:rPr>
-        <w:t>        }</w:t>
-      </w:r>
-    </w:p>
-    <w:p>
-      <w:pPr>
-        <w:spacing w:after="0"/>
-        <w:ind w:firstLine="708"/>
-        <w:rPr>
-          <w:rFonts w:ascii="Times New Roman" w:hAnsi="Times New Roman" w:cs="Times New Roman"/>
-          <w:sz w:val="28"/>
-          <w:szCs w:val="28"/>
-          <w:lang w:val="en-US"/>
-        </w:rPr>
-      </w:pPr>
-      <w:r>
-        <w:rPr>
-          <w:rFonts w:ascii="Times New Roman" w:hAnsi="Times New Roman" w:cs="Times New Roman"/>
-          <w:sz w:val="28"/>
-          <w:szCs w:val="28"/>
-          <w:lang w:val="en-US"/>
-        </w:rPr>
-        <w:t>        b {</w:t>
-      </w:r>
-    </w:p>
-    <w:p>
-      <w:pPr>
-        <w:spacing w:after="0"/>
-        <w:ind w:firstLine="708"/>
-        <w:rPr>
-          <w:rFonts w:ascii="Times New Roman" w:hAnsi="Times New Roman" w:cs="Times New Roman"/>
-          <w:sz w:val="28"/>
-          <w:szCs w:val="28"/>
-          <w:lang w:val="en-US"/>
-        </w:rPr>
-      </w:pPr>
-      <w:r>
-        <w:rPr>
-          <w:rFonts w:ascii="Times New Roman" w:hAnsi="Times New Roman" w:cs="Times New Roman"/>
-          <w:sz w:val="28"/>
-          <w:szCs w:val="28"/>
-          <w:lang w:val="en-US"/>
-        </w:rPr>
-        <w:t>            color: #e74c3c;</w:t>
-      </w:r>
-    </w:p>
-    <w:p>
-      <w:pPr>
-        <w:spacing w:after="0"/>
-        <w:ind w:firstLine="708"/>
-        <w:rPr>
-          <w:rFonts w:ascii="Times New Roman" w:hAnsi="Times New Roman" w:cs="Times New Roman"/>
-          <w:sz w:val="28"/>
-          <w:szCs w:val="28"/>
-          <w:lang w:val="en-US"/>
-        </w:rPr>
-      </w:pPr>
-      <w:r>
-        <w:rPr>
-          <w:rFonts w:ascii="Times New Roman" w:hAnsi="Times New Roman" w:cs="Times New Roman"/>
-          <w:sz w:val="28"/>
-          <w:szCs w:val="28"/>
-          <w:lang w:val="en-US"/>
-        </w:rPr>
-        <w:t>        }</w:t>
-      </w:r>
-    </w:p>
-    <w:p>
-      <w:pPr>
-        <w:spacing w:after="0"/>
-        <w:ind w:firstLine="708"/>
-        <w:rPr>
-          <w:rFonts w:ascii="Times New Roman" w:hAnsi="Times New Roman" w:cs="Times New Roman"/>
-          <w:sz w:val="28"/>
-          <w:szCs w:val="28"/>
-          <w:lang w:val="en-US"/>
-        </w:rPr>
-      </w:pPr>
-      <w:r>
-        <w:rPr>
-          <w:rFonts w:ascii="Times New Roman" w:hAnsi="Times New Roman" w:cs="Times New Roman"/>
-          <w:sz w:val="28"/>
-          <w:szCs w:val="28"/>
-          <w:lang w:val="en-US"/>
-        </w:rPr>
-        <w:t>    &lt;/style&gt;</w:t>
-      </w:r>
-    </w:p>
-    <w:p>
-      <w:pPr>
-        <w:spacing w:after="0"/>
-        <w:ind w:firstLine="708"/>
-        <w:rPr>
-          <w:rFonts w:ascii="Times New Roman" w:hAnsi="Times New Roman" w:cs="Times New Roman"/>
-          <w:sz w:val="28"/>
-          <w:szCs w:val="28"/>
-        </w:rPr>
-      </w:pPr>
-      <w:r>
-        <w:rPr>
-          <w:rFonts w:ascii="Times New Roman" w:hAnsi="Times New Roman" w:cs="Times New Roman"/>
-          <w:sz w:val="28"/>
-          <w:szCs w:val="28"/>
-        </w:rPr>
-        <w:t>&lt;/</w:t>
+        </w:rPr>
+        <w:t>&gt;</w:t>
+      </w:r>
+    </w:p>
+    <w:p>
+      <w:pPr>
+        <w:spacing w:after="0"/>
+        <w:ind w:firstLine="708"/>
+        <w:rPr>
+          <w:rFonts w:ascii="Times New Roman" w:hAnsi="Times New Roman" w:cs="Times New Roman"/>
+          <w:sz w:val="28"/>
+          <w:szCs w:val="28"/>
+        </w:rPr>
+      </w:pPr>
+      <w:r>
+        <w:rPr>
+          <w:rFonts w:ascii="Times New Roman" w:hAnsi="Times New Roman" w:cs="Times New Roman"/>
+          <w:sz w:val="28"/>
+          <w:szCs w:val="28"/>
+        </w:rPr>
+        <w:t>&lt;</w:t>
       </w:r>
       <w:proofErr w:type="spellStart"/>
       <w:r>
@@ -6503,7 +6670,7 @@
           <w:sz w:val="28"/>
           <w:szCs w:val="28"/>
         </w:rPr>
-        <w:t>head</w:t>
+        <w:t>body</w:t>
       </w:r>
       <w:proofErr w:type="spellEnd"/>
       <w:r>
@@ -6531,7 +6698,62 @@
           <w:sz w:val="28"/>
           <w:szCs w:val="28"/>
         </w:rPr>
-        <w:t>&lt;</w:t>
+        <w:t>    &lt;h</w:t>
+      </w:r>
+      <w:proofErr w:type="gramStart"/>
+      <w:r>
+        <w:rPr>
+          <w:rFonts w:ascii="Times New Roman" w:hAnsi="Times New Roman" w:cs="Times New Roman"/>
+          <w:sz w:val="28"/>
+          <w:szCs w:val="28"/>
+        </w:rPr>
+        <w:t>1&gt;Информация</w:t>
+      </w:r>
+      <w:proofErr w:type="gramEnd"/>
+      <w:r>
+        <w:rPr>
+          <w:rFonts w:ascii="Times New Roman" w:hAnsi="Times New Roman" w:cs="Times New Roman"/>
+          <w:sz w:val="28"/>
+          <w:szCs w:val="28"/>
+        </w:rPr>
+        <w:t xml:space="preserve"> о сервере&lt;/h1&gt;</w:t>
+      </w:r>
+    </w:p>
+    <w:p>
+      <w:pPr>
+        <w:spacing w:after="0"/>
+        <w:ind w:firstLine="708"/>
+        <w:rPr>
+          <w:rFonts w:ascii="Times New Roman" w:hAnsi="Times New Roman" w:cs="Times New Roman"/>
+          <w:sz w:val="28"/>
+          <w:szCs w:val="28"/>
+        </w:rPr>
+      </w:pPr>
+      <w:r>
+        <w:rPr>
+          <w:rFonts w:ascii="Times New Roman" w:hAnsi="Times New Roman" w:cs="Times New Roman"/>
+          <w:sz w:val="28"/>
+          <w:szCs w:val="28"/>
+        </w:rPr>
+        <w:t>    &lt;p&gt;1. IP-адрес удаленного компьютера: &lt;b</w:t>
+      </w:r>
+      <w:proofErr w:type="gramStart"/>
+      <w:r>
+        <w:rPr>
+          <w:rFonts w:ascii="Times New Roman" w:hAnsi="Times New Roman" w:cs="Times New Roman"/>
+          <w:sz w:val="28"/>
+          <w:szCs w:val="28"/>
+        </w:rPr>
+        <w:t>&gt;&lt;</w:t>
+      </w:r>
+      <w:proofErr w:type="gramEnd"/>
+      <w:r>
+        <w:rPr>
+          <w:rFonts w:ascii="Times New Roman" w:hAnsi="Times New Roman" w:cs="Times New Roman"/>
+          <w:sz w:val="28"/>
+          <w:szCs w:val="28"/>
+        </w:rPr>
+        <w:t>?</w:t>
       </w:r>
       <w:proofErr w:type="spellStart"/>
       <w:r>
@@ -6540,7 +6762,7 @@
           <w:sz w:val="28"/>
           <w:szCs w:val="28"/>
         </w:rPr>
-        <w:t>body</w:t>
+        <w:t>php</w:t>
       </w:r>
       <w:proofErr w:type="spellEnd"/>
       <w:r>
@@ -6549,6 +6771,42 @@
           <w:sz w:val="28"/>
           <w:szCs w:val="28"/>
         </w:rPr>
+        <w:t xml:space="preserve"> </w:t>
+      </w:r>
+      <w:proofErr w:type="spellStart"/>
+      <w:r>
+        <w:rPr>
+          <w:rFonts w:ascii="Times New Roman" w:hAnsi="Times New Roman" w:cs="Times New Roman"/>
+          <w:sz w:val="28"/>
+          <w:szCs w:val="28"/>
+        </w:rPr>
+        <w:t>echo</w:t>
+      </w:r>
+      <w:proofErr w:type="spellEnd"/>
+      <w:r>
+        <w:rPr>
+          <w:rFonts w:ascii="Times New Roman" w:hAnsi="Times New Roman" w:cs="Times New Roman"/>
+          <w:sz w:val="28"/>
+          <w:szCs w:val="28"/>
+        </w:rPr>
+        <w:t xml:space="preserve"> $_SERVER['REMOTE_ADDR']; ?&gt;&lt;/b&gt;&lt;</w:t>
+      </w:r>
+      <w:proofErr w:type="spellStart"/>
+      <w:r>
+        <w:rPr>
+          <w:rFonts w:ascii="Times New Roman" w:hAnsi="Times New Roman" w:cs="Times New Roman"/>
+          <w:sz w:val="28"/>
+          <w:szCs w:val="28"/>
+        </w:rPr>
+        <w:t>br</w:t>
+      </w:r>
+      <w:proofErr w:type="spellEnd"/>
+      <w:r>
+        <w:rPr>
+          <w:rFonts w:ascii="Times New Roman" w:hAnsi="Times New Roman" w:cs="Times New Roman"/>
+          <w:sz w:val="28"/>
+          <w:szCs w:val="28"/>
+        </w:rPr>
         <w:t>&gt;</w:t>
       </w:r>
     </w:p>
@@ -6560,34 +6818,183 @@
           <w:rFonts w:ascii="Times New Roman" w:hAnsi="Times New Roman" w:cs="Times New Roman"/>
           <w:sz w:val="28"/>
           <w:szCs w:val="28"/>
-        </w:rPr>
-      </w:pPr>
-      <w:r>
-        <w:rPr>
-          <w:rFonts w:ascii="Times New Roman" w:hAnsi="Times New Roman" w:cs="Times New Roman"/>
-          <w:sz w:val="28"/>
-          <w:szCs w:val="28"/>
-        </w:rPr>
-        <w:t>    &lt;h1&gt;Информация о сервере&lt;/h1&gt;</w:t>
-      </w:r>
-    </w:p>
-    <w:p>
-      <w:pPr>
-        <w:spacing w:after="0"/>
-        <w:ind w:firstLine="708"/>
-        <w:rPr>
-          <w:rFonts w:ascii="Times New Roman" w:hAnsi="Times New Roman" w:cs="Times New Roman"/>
-          <w:sz w:val="28"/>
-          <w:szCs w:val="28"/>
-        </w:rPr>
-      </w:pPr>
-      <w:r>
-        <w:rPr>
-          <w:rFonts w:ascii="Times New Roman" w:hAnsi="Times New Roman" w:cs="Times New Roman"/>
-          <w:sz w:val="28"/>
-          <w:szCs w:val="28"/>
-        </w:rPr>
-        <w:t>    &lt;p&gt;1. IP-адрес удаленного компьютера: &lt;b&gt;&lt;?</w:t>
+          <w:lang w:val="en-US"/>
+        </w:rPr>
+      </w:pPr>
+      <w:r>
+        <w:rPr>
+          <w:rFonts w:ascii="Times New Roman" w:hAnsi="Times New Roman" w:cs="Times New Roman"/>
+          <w:sz w:val="28"/>
+          <w:szCs w:val="28"/>
+        </w:rPr>
+        <w:t>     Метод</w:t>
+      </w:r>
+      <w:r>
+        <w:rPr>
+          <w:rFonts w:ascii="Times New Roman" w:hAnsi="Times New Roman" w:cs="Times New Roman"/>
+          <w:sz w:val="28"/>
+          <w:szCs w:val="28"/>
+          <w:lang w:val="en-US"/>
+        </w:rPr>
+        <w:t xml:space="preserve"> </w:t>
+      </w:r>
+      <w:r>
+        <w:rPr>
+          <w:rFonts w:ascii="Times New Roman" w:hAnsi="Times New Roman" w:cs="Times New Roman"/>
+          <w:sz w:val="28"/>
+          <w:szCs w:val="28"/>
+        </w:rPr>
+        <w:t>пересылки</w:t>
+      </w:r>
+      <w:r>
+        <w:rPr>
+          <w:rFonts w:ascii="Times New Roman" w:hAnsi="Times New Roman" w:cs="Times New Roman"/>
+          <w:sz w:val="28"/>
+          <w:szCs w:val="28"/>
+          <w:lang w:val="en-US"/>
+        </w:rPr>
+        <w:t xml:space="preserve"> </w:t>
+      </w:r>
+      <w:r>
+        <w:rPr>
+          <w:rFonts w:ascii="Times New Roman" w:hAnsi="Times New Roman" w:cs="Times New Roman"/>
+          <w:sz w:val="28"/>
+          <w:szCs w:val="28"/>
+        </w:rPr>
+        <w:t>данных</w:t>
+      </w:r>
+      <w:r>
+        <w:rPr>
+          <w:rFonts w:ascii="Times New Roman" w:hAnsi="Times New Roman" w:cs="Times New Roman"/>
+          <w:sz w:val="28"/>
+          <w:szCs w:val="28"/>
+          <w:lang w:val="en-US"/>
+        </w:rPr>
+        <w:t>: &lt;b</w:t>
+      </w:r>
+      <w:proofErr w:type="gramStart"/>
+      <w:r>
+        <w:rPr>
+          <w:rFonts w:ascii="Times New Roman" w:hAnsi="Times New Roman" w:cs="Times New Roman"/>
+          <w:sz w:val="28"/>
+          <w:szCs w:val="28"/>
+          <w:lang w:val="en-US"/>
+        </w:rPr>
+        <w:t>&gt;&lt;</w:t>
+      </w:r>
+      <w:proofErr w:type="gramEnd"/>
+      <w:r>
+        <w:rPr>
+          <w:rFonts w:ascii="Times New Roman" w:hAnsi="Times New Roman" w:cs="Times New Roman"/>
+          <w:sz w:val="28"/>
+          <w:szCs w:val="28"/>
+          <w:lang w:val="en-US"/>
+        </w:rPr>
+        <w:t>?php echo $_SERVER['REQUEST_METHOD']; ?&gt;&lt;/b&gt;&lt;/p&gt;</w:t>
+      </w:r>
+    </w:p>
+    <w:p>
+      <w:pPr>
+        <w:spacing w:after="0"/>
+        <w:ind w:firstLine="708"/>
+        <w:rPr>
+          <w:rFonts w:ascii="Times New Roman" w:hAnsi="Times New Roman" w:cs="Times New Roman"/>
+          <w:sz w:val="28"/>
+          <w:szCs w:val="28"/>
+          <w:lang w:val="en-US"/>
+        </w:rPr>
+      </w:pPr>
+    </w:p>
+    <w:p>
+      <w:pPr>
+        <w:spacing w:after="0"/>
+        <w:ind w:firstLine="708"/>
+        <w:rPr>
+          <w:rFonts w:ascii="Times New Roman" w:hAnsi="Times New Roman" w:cs="Times New Roman"/>
+          <w:sz w:val="28"/>
+          <w:szCs w:val="28"/>
+          <w:lang w:val="en-US"/>
+        </w:rPr>
+      </w:pPr>
+      <w:r>
+        <w:rPr>
+          <w:rFonts w:ascii="Times New Roman" w:hAnsi="Times New Roman" w:cs="Times New Roman"/>
+          <w:sz w:val="28"/>
+          <w:szCs w:val="28"/>
+          <w:lang w:val="en-US"/>
+        </w:rPr>
+        <w:t xml:space="preserve">    &lt;p&gt;2. </w:t>
+      </w:r>
+      <w:r>
+        <w:rPr>
+          <w:rFonts w:ascii="Times New Roman" w:hAnsi="Times New Roman" w:cs="Times New Roman"/>
+          <w:sz w:val="28"/>
+          <w:szCs w:val="28"/>
+        </w:rPr>
+        <w:t>Программное</w:t>
+      </w:r>
+      <w:r>
+        <w:rPr>
+          <w:rFonts w:ascii="Times New Roman" w:hAnsi="Times New Roman" w:cs="Times New Roman"/>
+          <w:sz w:val="28"/>
+          <w:szCs w:val="28"/>
+          <w:lang w:val="en-US"/>
+        </w:rPr>
+        <w:t xml:space="preserve"> </w:t>
+      </w:r>
+      <w:r>
+        <w:rPr>
+          <w:rFonts w:ascii="Times New Roman" w:hAnsi="Times New Roman" w:cs="Times New Roman"/>
+          <w:sz w:val="28"/>
+          <w:szCs w:val="28"/>
+        </w:rPr>
+        <w:t>обеспечение</w:t>
+      </w:r>
+      <w:r>
+        <w:rPr>
+          <w:rFonts w:ascii="Times New Roman" w:hAnsi="Times New Roman" w:cs="Times New Roman"/>
+          <w:sz w:val="28"/>
+          <w:szCs w:val="28"/>
+          <w:lang w:val="en-US"/>
+        </w:rPr>
+        <w:t xml:space="preserve"> </w:t>
+      </w:r>
+      <w:r>
+        <w:rPr>
+          <w:rFonts w:ascii="Times New Roman" w:hAnsi="Times New Roman" w:cs="Times New Roman"/>
+          <w:sz w:val="28"/>
+          <w:szCs w:val="28"/>
+        </w:rPr>
+        <w:t>сервера</w:t>
+      </w:r>
+      <w:r>
+        <w:rPr>
+          <w:rFonts w:ascii="Times New Roman" w:hAnsi="Times New Roman" w:cs="Times New Roman"/>
+          <w:sz w:val="28"/>
+          <w:szCs w:val="28"/>
+          <w:lang w:val="en-US"/>
+        </w:rPr>
+        <w:t>: &lt;b</w:t>
+      </w:r>
+      <w:proofErr w:type="gramStart"/>
+      <w:r>
+        <w:rPr>
+          <w:rFonts w:ascii="Times New Roman" w:hAnsi="Times New Roman" w:cs="Times New Roman"/>
+          <w:sz w:val="28"/>
+          <w:szCs w:val="28"/>
+          <w:lang w:val="en-US"/>
+        </w:rPr>
+        <w:t>&gt;&lt;</w:t>
+      </w:r>
+      <w:proofErr w:type="gramEnd"/>
+      <w:r>
+        <w:rPr>
+          <w:rFonts w:ascii="Times New Roman" w:hAnsi="Times New Roman" w:cs="Times New Roman"/>
+          <w:sz w:val="28"/>
+          <w:szCs w:val="28"/>
+          <w:lang w:val="en-US"/>
+        </w:rPr>
+        <w:t>?php echo $_SERVER['SERVER_SOFTWARE']; ?&gt;&lt;/b&gt;&lt;</w:t>
       </w:r>
       <w:proofErr w:type="spellStart"/>
       <w:r>
@@ -6595,8 +7002,9 @@
           <w:rFonts w:ascii="Times New Roman" w:hAnsi="Times New Roman" w:cs="Times New Roman"/>
           <w:sz w:val="28"/>
           <w:szCs w:val="28"/>
-        </w:rPr>
-        <w:t>php</w:t>
+          <w:lang w:val="en-US"/>
+        </w:rPr>
+        <w:t>br</w:t>
       </w:r>
       <w:proofErr w:type="spellEnd"/>
       <w:r>
@@ -6604,64 +7012,55 @@
           <w:rFonts w:ascii="Times New Roman" w:hAnsi="Times New Roman" w:cs="Times New Roman"/>
           <w:sz w:val="28"/>
           <w:szCs w:val="28"/>
+          <w:lang w:val="en-US"/>
+        </w:rPr>
+        <w:t>&gt;</w:t>
+      </w:r>
+    </w:p>
+    <w:p>
+      <w:pPr>
+        <w:spacing w:after="0"/>
+        <w:ind w:firstLine="708"/>
+        <w:rPr>
+          <w:rFonts w:ascii="Times New Roman" w:hAnsi="Times New Roman" w:cs="Times New Roman"/>
+          <w:sz w:val="28"/>
+          <w:szCs w:val="28"/>
+          <w:lang w:val="en-US"/>
+        </w:rPr>
+      </w:pPr>
+      <w:r>
+        <w:rPr>
+          <w:rFonts w:ascii="Times New Roman" w:hAnsi="Times New Roman" w:cs="Times New Roman"/>
+          <w:sz w:val="28"/>
+          <w:szCs w:val="28"/>
+          <w:lang w:val="en-US"/>
+        </w:rPr>
+        <w:t xml:space="preserve">    </w:t>
+      </w:r>
+      <w:r>
+        <w:rPr>
+          <w:rFonts w:ascii="Times New Roman" w:hAnsi="Times New Roman" w:cs="Times New Roman"/>
+          <w:sz w:val="28"/>
+          <w:szCs w:val="28"/>
+        </w:rPr>
+        <w:t>Протокол</w:t>
+      </w:r>
+      <w:r>
+        <w:rPr>
+          <w:rFonts w:ascii="Times New Roman" w:hAnsi="Times New Roman" w:cs="Times New Roman"/>
+          <w:sz w:val="28"/>
+          <w:szCs w:val="28"/>
+          <w:lang w:val="en-US"/>
         </w:rPr>
         <w:t xml:space="preserve"> </w:t>
       </w:r>
-      <w:proofErr w:type="spellStart"/>
-      <w:r>
-        <w:rPr>
-          <w:rFonts w:ascii="Times New Roman" w:hAnsi="Times New Roman" w:cs="Times New Roman"/>
-          <w:sz w:val="28"/>
-          <w:szCs w:val="28"/>
-        </w:rPr>
-        <w:t>echo</w:t>
-      </w:r>
-      <w:proofErr w:type="spellEnd"/>
-      <w:r>
-        <w:rPr>
-          <w:rFonts w:ascii="Times New Roman" w:hAnsi="Times New Roman" w:cs="Times New Roman"/>
-          <w:sz w:val="28"/>
-          <w:szCs w:val="28"/>
-        </w:rPr>
-        <w:t xml:space="preserve"> $_SERVER['REMOTE_ADDR']; ?&gt;&lt;/b&gt;&lt;</w:t>
-      </w:r>
-      <w:proofErr w:type="spellStart"/>
-      <w:r>
-        <w:rPr>
-          <w:rFonts w:ascii="Times New Roman" w:hAnsi="Times New Roman" w:cs="Times New Roman"/>
-          <w:sz w:val="28"/>
-          <w:szCs w:val="28"/>
-        </w:rPr>
-        <w:t>br</w:t>
-      </w:r>
-      <w:proofErr w:type="spellEnd"/>
-      <w:r>
-        <w:rPr>
-          <w:rFonts w:ascii="Times New Roman" w:hAnsi="Times New Roman" w:cs="Times New Roman"/>
-          <w:sz w:val="28"/>
-          <w:szCs w:val="28"/>
-        </w:rPr>
-        <w:t>&gt;</w:t>
-      </w:r>
-    </w:p>
-    <w:p>
-      <w:pPr>
-        <w:spacing w:after="0"/>
-        <w:ind w:firstLine="708"/>
-        <w:rPr>
-          <w:rFonts w:ascii="Times New Roman" w:hAnsi="Times New Roman" w:cs="Times New Roman"/>
-          <w:sz w:val="28"/>
-          <w:szCs w:val="28"/>
-          <w:lang w:val="en-US"/>
-        </w:rPr>
-      </w:pPr>
-      <w:r>
-        <w:rPr>
-          <w:rFonts w:ascii="Times New Roman" w:hAnsi="Times New Roman" w:cs="Times New Roman"/>
-          <w:sz w:val="28"/>
-          <w:szCs w:val="28"/>
-        </w:rPr>
-        <w:t>     Метод</w:t>
+      <w:r>
+        <w:rPr>
+          <w:rFonts w:ascii="Times New Roman" w:hAnsi="Times New Roman" w:cs="Times New Roman"/>
+          <w:sz w:val="28"/>
+          <w:szCs w:val="28"/>
+        </w:rPr>
+        <w:t>передачи</w:t>
       </w:r>
       <w:r>
         <w:rPr>
@@ -6678,23 +7077,6 @@
           <w:sz w:val="28"/>
           <w:szCs w:val="28"/>
         </w:rPr>
-        <w:t>пересылки</w:t>
-      </w:r>
-      <w:r>
-        <w:rPr>
-          <w:rFonts w:ascii="Times New Roman" w:hAnsi="Times New Roman" w:cs="Times New Roman"/>
-          <w:sz w:val="28"/>
-          <w:szCs w:val="28"/>
-          <w:lang w:val="en-US"/>
-        </w:rPr>
-        <w:t xml:space="preserve"> </w:t>
-      </w:r>
-      <w:r>
-        <w:rPr>
-          <w:rFonts w:ascii="Times New Roman" w:hAnsi="Times New Roman" w:cs="Times New Roman"/>
-          <w:sz w:val="28"/>
-          <w:szCs w:val="28"/>
-        </w:rPr>
         <w:t>данных</w:t>
       </w:r>
       <w:r>
@@ -6704,122 +7086,49 @@
           <w:szCs w:val="28"/>
           <w:lang w:val="en-US"/>
         </w:rPr>
-        <w:t>: &lt;b&gt;&lt;?php echo $_SERVER['REQUEST_METHOD']; ?&gt;&lt;/b&gt;&lt;/p&gt;</w:t>
-      </w:r>
-    </w:p>
-    <w:p>
-      <w:pPr>
-        <w:spacing w:after="0"/>
-        <w:ind w:firstLine="708"/>
-        <w:rPr>
-          <w:rFonts w:ascii="Times New Roman" w:hAnsi="Times New Roman" w:cs="Times New Roman"/>
-          <w:sz w:val="28"/>
-          <w:szCs w:val="28"/>
-          <w:lang w:val="en-US"/>
-        </w:rPr>
-      </w:pPr>
-    </w:p>
-    <w:p>
-      <w:pPr>
-        <w:spacing w:after="0"/>
-        <w:ind w:firstLine="708"/>
-        <w:rPr>
-          <w:rFonts w:ascii="Times New Roman" w:hAnsi="Times New Roman" w:cs="Times New Roman"/>
-          <w:sz w:val="28"/>
-          <w:szCs w:val="28"/>
-          <w:lang w:val="en-US"/>
-        </w:rPr>
-      </w:pPr>
-      <w:r>
-        <w:rPr>
-          <w:rFonts w:ascii="Times New Roman" w:hAnsi="Times New Roman" w:cs="Times New Roman"/>
-          <w:sz w:val="28"/>
-          <w:szCs w:val="28"/>
-          <w:lang w:val="en-US"/>
-        </w:rPr>
-        <w:t xml:space="preserve">    &lt;p&gt;2. </w:t>
-      </w:r>
-      <w:r>
-        <w:rPr>
-          <w:rFonts w:ascii="Times New Roman" w:hAnsi="Times New Roman" w:cs="Times New Roman"/>
-          <w:sz w:val="28"/>
-          <w:szCs w:val="28"/>
-        </w:rPr>
-        <w:t>Программное</w:t>
-      </w:r>
-      <w:r>
-        <w:rPr>
-          <w:rFonts w:ascii="Times New Roman" w:hAnsi="Times New Roman" w:cs="Times New Roman"/>
-          <w:sz w:val="28"/>
-          <w:szCs w:val="28"/>
-          <w:lang w:val="en-US"/>
-        </w:rPr>
-        <w:t xml:space="preserve"> </w:t>
-      </w:r>
-      <w:r>
-        <w:rPr>
-          <w:rFonts w:ascii="Times New Roman" w:hAnsi="Times New Roman" w:cs="Times New Roman"/>
-          <w:sz w:val="28"/>
-          <w:szCs w:val="28"/>
-        </w:rPr>
-        <w:t>обеспечение</w:t>
-      </w:r>
-      <w:r>
-        <w:rPr>
-          <w:rFonts w:ascii="Times New Roman" w:hAnsi="Times New Roman" w:cs="Times New Roman"/>
-          <w:sz w:val="28"/>
-          <w:szCs w:val="28"/>
-          <w:lang w:val="en-US"/>
-        </w:rPr>
-        <w:t xml:space="preserve"> </w:t>
-      </w:r>
-      <w:r>
-        <w:rPr>
-          <w:rFonts w:ascii="Times New Roman" w:hAnsi="Times New Roman" w:cs="Times New Roman"/>
-          <w:sz w:val="28"/>
-          <w:szCs w:val="28"/>
-        </w:rPr>
-        <w:t>сервера</w:t>
-      </w:r>
-      <w:r>
-        <w:rPr>
-          <w:rFonts w:ascii="Times New Roman" w:hAnsi="Times New Roman" w:cs="Times New Roman"/>
-          <w:sz w:val="28"/>
-          <w:szCs w:val="28"/>
-          <w:lang w:val="en-US"/>
-        </w:rPr>
-        <w:t>: &lt;b&gt;&lt;?php echo $_SERVER['SERVER_SOFTWARE']; ?&gt;&lt;/b&gt;&lt;</w:t>
-      </w:r>
-      <w:proofErr w:type="spellStart"/>
-      <w:r>
-        <w:rPr>
-          <w:rFonts w:ascii="Times New Roman" w:hAnsi="Times New Roman" w:cs="Times New Roman"/>
-          <w:sz w:val="28"/>
-          <w:szCs w:val="28"/>
-          <w:lang w:val="en-US"/>
-        </w:rPr>
-        <w:t>br</w:t>
-      </w:r>
-      <w:proofErr w:type="spellEnd"/>
-      <w:r>
-        <w:rPr>
-          <w:rFonts w:ascii="Times New Roman" w:hAnsi="Times New Roman" w:cs="Times New Roman"/>
-          <w:sz w:val="28"/>
-          <w:szCs w:val="28"/>
-          <w:lang w:val="en-US"/>
-        </w:rPr>
-        <w:t>&gt;</w:t>
-      </w:r>
-    </w:p>
-    <w:p>
-      <w:pPr>
-        <w:spacing w:after="0"/>
-        <w:ind w:firstLine="708"/>
-        <w:rPr>
-          <w:rFonts w:ascii="Times New Roman" w:hAnsi="Times New Roman" w:cs="Times New Roman"/>
-          <w:sz w:val="28"/>
-          <w:szCs w:val="28"/>
-          <w:lang w:val="en-US"/>
+        <w:t>: &lt;b</w:t>
+      </w:r>
+      <w:proofErr w:type="gramStart"/>
+      <w:r>
+        <w:rPr>
+          <w:rFonts w:ascii="Times New Roman" w:hAnsi="Times New Roman" w:cs="Times New Roman"/>
+          <w:sz w:val="28"/>
+          <w:szCs w:val="28"/>
+          <w:lang w:val="en-US"/>
+        </w:rPr>
+        <w:t>&gt;&lt;</w:t>
+      </w:r>
+      <w:proofErr w:type="gramEnd"/>
+      <w:r>
+        <w:rPr>
+          <w:rFonts w:ascii="Times New Roman" w:hAnsi="Times New Roman" w:cs="Times New Roman"/>
+          <w:sz w:val="28"/>
+          <w:szCs w:val="28"/>
+          <w:lang w:val="en-US"/>
+        </w:rPr>
+        <w:t>?php echo $_SERVER['SERVER_PROTOCOL']; ?&gt;&lt;/b&gt;&lt;/p&gt;</w:t>
+      </w:r>
+    </w:p>
+    <w:p>
+      <w:pPr>
+        <w:spacing w:after="0"/>
+        <w:ind w:firstLine="708"/>
+        <w:rPr>
+          <w:rFonts w:ascii="Times New Roman" w:hAnsi="Times New Roman" w:cs="Times New Roman"/>
+          <w:sz w:val="28"/>
+          <w:szCs w:val="28"/>
+          <w:lang w:val="en-US"/>
+        </w:rPr>
+      </w:pPr>
+    </w:p>
+    <w:p>
+      <w:pPr>
+        <w:spacing w:after="0"/>
+        <w:ind w:firstLine="708"/>
+        <w:rPr>
+          <w:rFonts w:ascii="Times New Roman" w:hAnsi="Times New Roman" w:cs="Times New Roman"/>
+          <w:sz w:val="28"/>
+          <w:szCs w:val="28"/>
         </w:rPr>
       </w:pPr>
       <w:r>
@@ -6837,90 +7146,25 @@
           <w:sz w:val="28"/>
           <w:szCs w:val="28"/>
         </w:rPr>
-        <w:t>Протокол</w:t>
-      </w:r>
-      <w:r>
-        <w:rPr>
-          <w:rFonts w:ascii="Times New Roman" w:hAnsi="Times New Roman" w:cs="Times New Roman"/>
-          <w:sz w:val="28"/>
-          <w:szCs w:val="28"/>
-          <w:lang w:val="en-US"/>
-        </w:rPr>
-        <w:t xml:space="preserve"> </w:t>
-      </w:r>
-      <w:r>
-        <w:rPr>
-          <w:rFonts w:ascii="Times New Roman" w:hAnsi="Times New Roman" w:cs="Times New Roman"/>
-          <w:sz w:val="28"/>
-          <w:szCs w:val="28"/>
-        </w:rPr>
-        <w:t>передачи</w:t>
-      </w:r>
-      <w:r>
-        <w:rPr>
-          <w:rFonts w:ascii="Times New Roman" w:hAnsi="Times New Roman" w:cs="Times New Roman"/>
-          <w:sz w:val="28"/>
-          <w:szCs w:val="28"/>
-          <w:lang w:val="en-US"/>
-        </w:rPr>
-        <w:t xml:space="preserve"> </w:t>
-      </w:r>
-      <w:r>
-        <w:rPr>
-          <w:rFonts w:ascii="Times New Roman" w:hAnsi="Times New Roman" w:cs="Times New Roman"/>
-          <w:sz w:val="28"/>
-          <w:szCs w:val="28"/>
-        </w:rPr>
-        <w:t>данных</w:t>
-      </w:r>
-      <w:r>
-        <w:rPr>
-          <w:rFonts w:ascii="Times New Roman" w:hAnsi="Times New Roman" w:cs="Times New Roman"/>
-          <w:sz w:val="28"/>
-          <w:szCs w:val="28"/>
-          <w:lang w:val="en-US"/>
-        </w:rPr>
-        <w:t>: &lt;b&gt;&lt;?php echo $_SERVER['SERVER_PROTOCOL']; ?&gt;&lt;/b&gt;&lt;/p&gt;</w:t>
-      </w:r>
-    </w:p>
-    <w:p>
-      <w:pPr>
-        <w:spacing w:after="0"/>
-        <w:ind w:firstLine="708"/>
-        <w:rPr>
-          <w:rFonts w:ascii="Times New Roman" w:hAnsi="Times New Roman" w:cs="Times New Roman"/>
-          <w:sz w:val="28"/>
-          <w:szCs w:val="28"/>
-          <w:lang w:val="en-US"/>
-        </w:rPr>
-      </w:pPr>
-    </w:p>
-    <w:p>
-      <w:pPr>
-        <w:spacing w:after="0"/>
-        <w:ind w:firstLine="708"/>
-        <w:rPr>
-          <w:rFonts w:ascii="Times New Roman" w:hAnsi="Times New Roman" w:cs="Times New Roman"/>
-          <w:sz w:val="28"/>
-          <w:szCs w:val="28"/>
-        </w:rPr>
-      </w:pPr>
-      <w:r>
-        <w:rPr>
-          <w:rFonts w:ascii="Times New Roman" w:hAnsi="Times New Roman" w:cs="Times New Roman"/>
-          <w:sz w:val="28"/>
-          <w:szCs w:val="28"/>
-          <w:lang w:val="en-US"/>
-        </w:rPr>
-        <w:t xml:space="preserve">    </w:t>
-      </w:r>
-      <w:r>
-        <w:rPr>
-          <w:rFonts w:ascii="Times New Roman" w:hAnsi="Times New Roman" w:cs="Times New Roman"/>
-          <w:sz w:val="28"/>
-          <w:szCs w:val="28"/>
-        </w:rPr>
-        <w:t>&lt;p&gt;3. Каталог для хранения документов на сервере: &lt;b&gt;&lt;?</w:t>
+        <w:t>&lt;p&gt;3. Каталог для хранения документов на сервере: &lt;b</w:t>
+      </w:r>
+      <w:proofErr w:type="gramStart"/>
+      <w:r>
+        <w:rPr>
+          <w:rFonts w:ascii="Times New Roman" w:hAnsi="Times New Roman" w:cs="Times New Roman"/>
+          <w:sz w:val="28"/>
+          <w:szCs w:val="28"/>
+        </w:rPr>
+        <w:t>&gt;&lt;</w:t>
+      </w:r>
+      <w:proofErr w:type="gramEnd"/>
+      <w:r>
+        <w:rPr>
+          <w:rFonts w:ascii="Times New Roman" w:hAnsi="Times New Roman" w:cs="Times New Roman"/>
+          <w:sz w:val="28"/>
+          <w:szCs w:val="28"/>
+        </w:rPr>
+        <w:t>?</w:t>
       </w:r>
       <w:proofErr w:type="spellStart"/>
       <w:r>
@@ -7038,7 +7282,27 @@
           <w:szCs w:val="28"/>
           <w:lang w:val="en-US"/>
         </w:rPr>
-        <w:t>: &lt;b&gt;&lt;?php echo $_SERVER['SERVER_ADDR']; ?&gt;&lt;/b&gt;&lt;/p&gt;</w:t>
+        <w:t>: &lt;b&gt;&lt;?php echo $_SERVER['SERVER_ADDR']</w:t>
+      </w:r>
+      <w:proofErr w:type="gramStart"/>
+      <w:r>
+        <w:rPr>
+          <w:rFonts w:ascii="Times New Roman" w:hAnsi="Times New Roman" w:cs="Times New Roman"/>
+          <w:sz w:val="28"/>
+          <w:szCs w:val="28"/>
+          <w:lang w:val="en-US"/>
+        </w:rPr>
+        <w:t>; ?</w:t>
+      </w:r>
+      <w:proofErr w:type="gramEnd"/>
+      <w:r>
+        <w:rPr>
+          <w:rFonts w:ascii="Times New Roman" w:hAnsi="Times New Roman" w:cs="Times New Roman"/>
+          <w:sz w:val="28"/>
+          <w:szCs w:val="28"/>
+          <w:lang w:val="en-US"/>
+        </w:rPr>
+        <w:t>&gt;&lt;/b&gt;&lt;/p&gt;</w:t>
       </w:r>
     </w:p>
     <w:p>
@@ -7139,7 +7403,27 @@
           <w:szCs w:val="28"/>
           <w:lang w:val="en-US"/>
         </w:rPr>
-        <w:t>: &lt;b&gt;&lt;?php echo $_SERVER['SERVER_ADMIN'] ?? '</w:t>
+        <w:t>: &lt;b</w:t>
+      </w:r>
+      <w:proofErr w:type="gramStart"/>
+      <w:r>
+        <w:rPr>
+          <w:rFonts w:ascii="Times New Roman" w:hAnsi="Times New Roman" w:cs="Times New Roman"/>
+          <w:sz w:val="28"/>
+          <w:szCs w:val="28"/>
+          <w:lang w:val="en-US"/>
+        </w:rPr>
+        <w:t>&gt;&lt;</w:t>
+      </w:r>
+      <w:proofErr w:type="gramEnd"/>
+      <w:r>
+        <w:rPr>
+          <w:rFonts w:ascii="Times New Roman" w:hAnsi="Times New Roman" w:cs="Times New Roman"/>
+          <w:sz w:val="28"/>
+          <w:szCs w:val="28"/>
+          <w:lang w:val="en-US"/>
+        </w:rPr>
+        <w:t>?php echo $_SERVER['SERVER_ADMIN'] ?? '</w:t>
       </w:r>
       <w:r>
         <w:rPr>
@@ -7173,7 +7457,27 @@
           <w:szCs w:val="28"/>
           <w:lang w:val="en-US"/>
         </w:rPr>
-        <w:t>'; ?&gt;&lt;/b&gt;&lt;</w:t>
+        <w:t>'</w:t>
+      </w:r>
+      <w:proofErr w:type="gramStart"/>
+      <w:r>
+        <w:rPr>
+          <w:rFonts w:ascii="Times New Roman" w:hAnsi="Times New Roman" w:cs="Times New Roman"/>
+          <w:sz w:val="28"/>
+          <w:szCs w:val="28"/>
+          <w:lang w:val="en-US"/>
+        </w:rPr>
+        <w:t>; ?</w:t>
+      </w:r>
+      <w:proofErr w:type="gramEnd"/>
+      <w:r>
+        <w:rPr>
+          <w:rFonts w:ascii="Times New Roman" w:hAnsi="Times New Roman" w:cs="Times New Roman"/>
+          <w:sz w:val="28"/>
+          <w:szCs w:val="28"/>
+          <w:lang w:val="en-US"/>
+        </w:rPr>
+        <w:t>&gt;&lt;/b&gt;&lt;</w:t>
       </w:r>
       <w:proofErr w:type="spellStart"/>
       <w:r>
@@ -7265,7 +7569,27 @@
           <w:szCs w:val="28"/>
           <w:lang w:val="en-US"/>
         </w:rPr>
-        <w:t>: &lt;b&gt;&lt;?php echo $_SERVER['HTTP_HOST']; ?&gt;&lt;/b&gt;&lt;/p&gt;</w:t>
+        <w:t>: &lt;b</w:t>
+      </w:r>
+      <w:proofErr w:type="gramStart"/>
+      <w:r>
+        <w:rPr>
+          <w:rFonts w:ascii="Times New Roman" w:hAnsi="Times New Roman" w:cs="Times New Roman"/>
+          <w:sz w:val="28"/>
+          <w:szCs w:val="28"/>
+          <w:lang w:val="en-US"/>
+        </w:rPr>
+        <w:t>&gt;&lt;</w:t>
+      </w:r>
+      <w:proofErr w:type="gramEnd"/>
+      <w:r>
+        <w:rPr>
+          <w:rFonts w:ascii="Times New Roman" w:hAnsi="Times New Roman" w:cs="Times New Roman"/>
+          <w:sz w:val="28"/>
+          <w:szCs w:val="28"/>
+          <w:lang w:val="en-US"/>
+        </w:rPr>
+        <w:t>?php echo $_SERVER['HTTP_HOST']; ?&gt;&lt;/b&gt;&lt;/p&gt;</w:t>
       </w:r>
     </w:p>
     <w:p>
@@ -7363,6 +7687,9 @@
         <w:jc w:val="center"/>
       </w:pPr>
       <w:r>
+        <w:rPr>
+          <w:noProof/>
+        </w:rPr>
         <w:drawing>
           <wp:inline distT="0" distB="0" distL="0" distR="0" wp14:anchorId="328D86D1" wp14:editId="56D338FF">
             <wp:extent cx="5940425" cy="4438650"/>
@@ -8068,7 +8395,25 @@
           <w:sz w:val="28"/>
           <w:szCs w:val="28"/>
         </w:rPr>
-        <w:t>    &lt;h2&gt;Введите данные студента&lt;/h2&gt;</w:t>
+        <w:t>    &lt;h</w:t>
+      </w:r>
+      <w:proofErr w:type="gramStart"/>
+      <w:r>
+        <w:rPr>
+          <w:rFonts w:ascii="Times New Roman" w:hAnsi="Times New Roman" w:cs="Times New Roman"/>
+          <w:sz w:val="28"/>
+          <w:szCs w:val="28"/>
+        </w:rPr>
+        <w:t>2&gt;Введите</w:t>
+      </w:r>
+      <w:proofErr w:type="gramEnd"/>
+      <w:r>
+        <w:rPr>
+          <w:rFonts w:ascii="Times New Roman" w:hAnsi="Times New Roman" w:cs="Times New Roman"/>
+          <w:sz w:val="28"/>
+          <w:szCs w:val="28"/>
+        </w:rPr>
+        <w:t xml:space="preserve"> данные студента&lt;/h2&gt;</w:t>
       </w:r>
     </w:p>
     <w:p>
@@ -8090,7 +8435,32 @@
           <w:szCs w:val="28"/>
           <w:lang w:val="en-US"/>
         </w:rPr>
-        <w:t xml:space="preserve">    </w:t>
+        <w:t> </w:t>
+      </w:r>
+      <w:r>
+        <w:rPr>
+          <w:rFonts w:ascii="Times New Roman" w:hAnsi="Times New Roman" w:cs="Times New Roman"/>
+          <w:sz w:val="28"/>
+          <w:szCs w:val="28"/>
+        </w:rPr>
+        <w:t xml:space="preserve"> </w:t>
+      </w:r>
+      <w:r>
+        <w:rPr>
+          <w:rFonts w:ascii="Times New Roman" w:hAnsi="Times New Roman" w:cs="Times New Roman"/>
+          <w:sz w:val="28"/>
+          <w:szCs w:val="28"/>
+          <w:lang w:val="en-US"/>
+        </w:rPr>
+        <w:t> </w:t>
+      </w:r>
+      <w:r>
+        <w:rPr>
+          <w:rFonts w:ascii="Times New Roman" w:hAnsi="Times New Roman" w:cs="Times New Roman"/>
+          <w:sz w:val="28"/>
+          <w:szCs w:val="28"/>
+        </w:rPr>
+        <w:t xml:space="preserve"> </w:t>
       </w:r>
       <w:r>
         <w:rPr>
@@ -9560,7 +9930,27 @@
           <w:szCs w:val="28"/>
           <w:lang w:val="en-US"/>
         </w:rPr>
-        <w:t xml:space="preserve">:&lt;/b&gt; " . </w:t>
+        <w:t xml:space="preserve">:&lt;/b&gt; </w:t>
+      </w:r>
+      <w:proofErr w:type="gramStart"/>
+      <w:r>
+        <w:rPr>
+          <w:rFonts w:ascii="Times New Roman" w:hAnsi="Times New Roman" w:cs="Times New Roman"/>
+          <w:sz w:val="28"/>
+          <w:szCs w:val="28"/>
+          <w:lang w:val="en-US"/>
+        </w:rPr>
+        <w:t>" .</w:t>
+      </w:r>
+      <w:proofErr w:type="gramEnd"/>
+      <w:r>
+        <w:rPr>
+          <w:rFonts w:ascii="Times New Roman" w:hAnsi="Times New Roman" w:cs="Times New Roman"/>
+          <w:sz w:val="28"/>
+          <w:szCs w:val="28"/>
+          <w:lang w:val="en-US"/>
+        </w:rPr>
+        <w:t xml:space="preserve"> </w:t>
       </w:r>
       <w:proofErr w:type="spellStart"/>
       <w:r>
@@ -9570,7 +9960,17 @@
           <w:szCs w:val="28"/>
           <w:lang w:val="en-US"/>
         </w:rPr>
-        <w:t>number_format</w:t>
+        <w:t>number_</w:t>
+      </w:r>
+      <w:proofErr w:type="gramStart"/>
+      <w:r>
+        <w:rPr>
+          <w:rFonts w:ascii="Times New Roman" w:hAnsi="Times New Roman" w:cs="Times New Roman"/>
+          <w:sz w:val="28"/>
+          <w:szCs w:val="28"/>
+          <w:lang w:val="en-US"/>
+        </w:rPr>
+        <w:t>format</w:t>
       </w:r>
       <w:proofErr w:type="spellEnd"/>
       <w:r>
@@ -9580,7 +9980,17 @@
           <w:szCs w:val="28"/>
           <w:lang w:val="en-US"/>
         </w:rPr>
-        <w:t>($average, 2) . "&lt;/p&gt;";</w:t>
+        <w:t>(</w:t>
+      </w:r>
+      <w:proofErr w:type="gramEnd"/>
+      <w:r>
+        <w:rPr>
+          <w:rFonts w:ascii="Times New Roman" w:hAnsi="Times New Roman" w:cs="Times New Roman"/>
+          <w:sz w:val="28"/>
+          <w:szCs w:val="28"/>
+          <w:lang w:val="en-US"/>
+        </w:rPr>
+        <w:t>$average, 2) . "&lt;/p&gt;";</w:t>
       </w:r>
     </w:p>
     <w:p>
@@ -9640,6 +10050,7 @@
         <w:t>        echo "&lt;p style='</w:t>
       </w:r>
       <w:proofErr w:type="spellStart"/>
+      <w:proofErr w:type="gramStart"/>
       <w:r>
         <w:rPr>
           <w:rFonts w:ascii="Times New Roman" w:hAnsi="Times New Roman" w:cs="Times New Roman"/>
@@ -9650,6 +10061,7 @@
         <w:t>color:green</w:t>
       </w:r>
       <w:proofErr w:type="spellEnd"/>
+      <w:proofErr w:type="gramEnd"/>
       <w:r>
         <w:rPr>
           <w:rFonts w:ascii="Times New Roman" w:hAnsi="Times New Roman" w:cs="Times New Roman"/>
@@ -9742,6 +10154,7 @@
           <w:rFonts w:ascii="Times New Roman" w:hAnsi="Times New Roman" w:cs="Times New Roman"/>
           <w:sz w:val="28"/>
           <w:szCs w:val="28"/>
+          <w:lang w:val="en-US"/>
         </w:rPr>
       </w:pPr>
       <w:r>
@@ -9758,6 +10171,7 @@
           <w:rFonts w:ascii="Times New Roman" w:hAnsi="Times New Roman" w:cs="Times New Roman"/>
           <w:sz w:val="28"/>
           <w:szCs w:val="28"/>
+          <w:lang w:val="en-US"/>
         </w:rPr>
         <w:t xml:space="preserve"> "&lt;</w:t>
       </w:r>
@@ -9775,6 +10189,7 @@
           <w:rFonts w:ascii="Times New Roman" w:hAnsi="Times New Roman" w:cs="Times New Roman"/>
           <w:sz w:val="28"/>
           <w:szCs w:val="28"/>
+          <w:lang w:val="en-US"/>
         </w:rPr>
         <w:t xml:space="preserve"> </w:t>
       </w:r>
@@ -9792,9 +10207,12 @@
           <w:rFonts w:ascii="Times New Roman" w:hAnsi="Times New Roman" w:cs="Times New Roman"/>
           <w:sz w:val="28"/>
           <w:szCs w:val="28"/>
+          <w:lang w:val="en-US"/>
         </w:rPr>
         <w:t>='</w:t>
       </w:r>
+      <w:proofErr w:type="spellStart"/>
+      <w:proofErr w:type="gramStart"/>
       <w:r>
         <w:rPr>
           <w:rFonts w:ascii="Times New Roman" w:hAnsi="Times New Roman" w:cs="Times New Roman"/>
@@ -9809,6 +10227,7 @@
           <w:rFonts w:ascii="Times New Roman" w:hAnsi="Times New Roman" w:cs="Times New Roman"/>
           <w:sz w:val="28"/>
           <w:szCs w:val="28"/>
+          <w:lang w:val="en-US"/>
         </w:rPr>
         <w:t>:</w:t>
       </w:r>
@@ -9821,11 +10240,14 @@
         </w:rPr>
         <w:t>red</w:t>
       </w:r>
-      <w:r>
-        <w:rPr>
-          <w:rFonts w:ascii="Times New Roman" w:hAnsi="Times New Roman" w:cs="Times New Roman"/>
-          <w:sz w:val="28"/>
-          <w:szCs w:val="28"/>
+      <w:proofErr w:type="spellEnd"/>
+      <w:proofErr w:type="gramEnd"/>
+      <w:r>
+        <w:rPr>
+          <w:rFonts w:ascii="Times New Roman" w:hAnsi="Times New Roman" w:cs="Times New Roman"/>
+          <w:sz w:val="28"/>
+          <w:szCs w:val="28"/>
+          <w:lang w:val="en-US"/>
         </w:rPr>
         <w:t>;'&gt;&lt;</w:t>
       </w:r>
@@ -9843,6 +10265,7 @@
           <w:rFonts w:ascii="Times New Roman" w:hAnsi="Times New Roman" w:cs="Times New Roman"/>
           <w:sz w:val="28"/>
           <w:szCs w:val="28"/>
+          <w:lang w:val="en-US"/>
         </w:rPr>
         <w:t>&gt;</w:t>
       </w:r>
@@ -9859,6 +10282,7 @@
           <w:rFonts w:ascii="Times New Roman" w:hAnsi="Times New Roman" w:cs="Times New Roman"/>
           <w:sz w:val="28"/>
           <w:szCs w:val="28"/>
+          <w:lang w:val="en-US"/>
         </w:rPr>
         <w:t xml:space="preserve">: </w:t>
       </w:r>
@@ -9875,6 +10299,7 @@
           <w:rFonts w:ascii="Times New Roman" w:hAnsi="Times New Roman" w:cs="Times New Roman"/>
           <w:sz w:val="28"/>
           <w:szCs w:val="28"/>
+          <w:lang w:val="en-US"/>
         </w:rPr>
         <w:t xml:space="preserve"> </w:t>
       </w:r>
@@ -9891,6 +10316,7 @@
           <w:rFonts w:ascii="Times New Roman" w:hAnsi="Times New Roman" w:cs="Times New Roman"/>
           <w:sz w:val="28"/>
           <w:szCs w:val="28"/>
+          <w:lang w:val="en-US"/>
         </w:rPr>
         <w:t xml:space="preserve"> </w:t>
       </w:r>
@@ -9907,6 +10333,7 @@
           <w:rFonts w:ascii="Times New Roman" w:hAnsi="Times New Roman" w:cs="Times New Roman"/>
           <w:sz w:val="28"/>
           <w:szCs w:val="28"/>
+          <w:lang w:val="en-US"/>
         </w:rPr>
         <w:t>.&lt;/</w:t>
       </w:r>
@@ -9924,6 +10351,7 @@
           <w:rFonts w:ascii="Times New Roman" w:hAnsi="Times New Roman" w:cs="Times New Roman"/>
           <w:sz w:val="28"/>
           <w:szCs w:val="28"/>
+          <w:lang w:val="en-US"/>
         </w:rPr>
         <w:t>&gt;&lt;/</w:t>
       </w:r>
@@ -9941,6 +10369,7 @@
           <w:rFonts w:ascii="Times New Roman" w:hAnsi="Times New Roman" w:cs="Times New Roman"/>
           <w:sz w:val="28"/>
           <w:szCs w:val="28"/>
+          <w:lang w:val="en-US"/>
         </w:rPr>
         <w:t>&gt;";</w:t>
       </w:r>
@@ -9954,7 +10383,6 @@
           <w:rFonts w:ascii="Times New Roman" w:hAnsi="Times New Roman" w:cs="Times New Roman"/>
           <w:sz w:val="28"/>
           <w:szCs w:val="28"/>
-          <w:lang w:val="en-US"/>
         </w:rPr>
       </w:pPr>
       <w:r>
@@ -9971,6 +10399,7 @@
           <w:rFonts w:ascii="Times New Roman" w:hAnsi="Times New Roman" w:cs="Times New Roman"/>
           <w:sz w:val="28"/>
           <w:szCs w:val="28"/>
+          <w:lang w:val="en-US"/>
         </w:rPr>
         <w:t xml:space="preserve"> </w:t>
       </w:r>
@@ -9988,6 +10417,7 @@
           <w:rFonts w:ascii="Times New Roman" w:hAnsi="Times New Roman" w:cs="Times New Roman"/>
           <w:sz w:val="28"/>
           <w:szCs w:val="28"/>
+          <w:lang w:val="en-US"/>
         </w:rPr>
         <w:t xml:space="preserve"> </w:t>
       </w:r>
@@ -9996,7 +10426,6 @@
           <w:rFonts w:ascii="Times New Roman" w:hAnsi="Times New Roman" w:cs="Times New Roman"/>
           <w:sz w:val="28"/>
           <w:szCs w:val="28"/>
-          <w:lang w:val="en-US"/>
         </w:rPr>
         <w:t>}</w:t>
       </w:r>
@@ -10010,17 +10439,41 @@
           <w:rFonts w:ascii="Times New Roman" w:hAnsi="Times New Roman" w:cs="Times New Roman"/>
           <w:sz w:val="28"/>
           <w:szCs w:val="28"/>
-          <w:lang w:val="en-US"/>
-        </w:rPr>
-      </w:pPr>
-      <w:r>
-        <w:rPr>
-          <w:rFonts w:ascii="Times New Roman" w:hAnsi="Times New Roman" w:cs="Times New Roman"/>
-          <w:sz w:val="28"/>
-          <w:szCs w:val="28"/>
-          <w:lang w:val="en-US"/>
-        </w:rPr>
-        <w:t>    ?&gt;</w:t>
+        </w:rPr>
+      </w:pPr>
+      <w:r>
+        <w:rPr>
+          <w:rFonts w:ascii="Times New Roman" w:hAnsi="Times New Roman" w:cs="Times New Roman"/>
+          <w:sz w:val="28"/>
+          <w:szCs w:val="28"/>
+          <w:lang w:val="en-US"/>
+        </w:rPr>
+        <w:t> </w:t>
+      </w:r>
+      <w:r>
+        <w:rPr>
+          <w:rFonts w:ascii="Times New Roman" w:hAnsi="Times New Roman" w:cs="Times New Roman"/>
+          <w:sz w:val="28"/>
+          <w:szCs w:val="28"/>
+        </w:rPr>
+        <w:t xml:space="preserve"> </w:t>
+      </w:r>
+      <w:r>
+        <w:rPr>
+          <w:rFonts w:ascii="Times New Roman" w:hAnsi="Times New Roman" w:cs="Times New Roman"/>
+          <w:sz w:val="28"/>
+          <w:szCs w:val="28"/>
+          <w:lang w:val="en-US"/>
+        </w:rPr>
+        <w:t> </w:t>
+      </w:r>
+      <w:r>
+        <w:rPr>
+          <w:rFonts w:ascii="Times New Roman" w:hAnsi="Times New Roman" w:cs="Times New Roman"/>
+          <w:sz w:val="28"/>
+          <w:szCs w:val="28"/>
+        </w:rPr>
+        <w:t xml:space="preserve"> ?&gt;</w:t>
       </w:r>
     </w:p>
     <w:p>
@@ -10032,17 +10485,41 @@
           <w:rFonts w:ascii="Times New Roman" w:hAnsi="Times New Roman" w:cs="Times New Roman"/>
           <w:sz w:val="28"/>
           <w:szCs w:val="28"/>
-          <w:lang w:val="en-US"/>
-        </w:rPr>
-      </w:pPr>
-      <w:r>
-        <w:rPr>
-          <w:rFonts w:ascii="Times New Roman" w:hAnsi="Times New Roman" w:cs="Times New Roman"/>
-          <w:sz w:val="28"/>
-          <w:szCs w:val="28"/>
-          <w:lang w:val="en-US"/>
-        </w:rPr>
-        <w:t>    &lt;</w:t>
+        </w:rPr>
+      </w:pPr>
+      <w:r>
+        <w:rPr>
+          <w:rFonts w:ascii="Times New Roman" w:hAnsi="Times New Roman" w:cs="Times New Roman"/>
+          <w:sz w:val="28"/>
+          <w:szCs w:val="28"/>
+          <w:lang w:val="en-US"/>
+        </w:rPr>
+        <w:t> </w:t>
+      </w:r>
+      <w:r>
+        <w:rPr>
+          <w:rFonts w:ascii="Times New Roman" w:hAnsi="Times New Roman" w:cs="Times New Roman"/>
+          <w:sz w:val="28"/>
+          <w:szCs w:val="28"/>
+        </w:rPr>
+        <w:t xml:space="preserve"> </w:t>
+      </w:r>
+      <w:r>
+        <w:rPr>
+          <w:rFonts w:ascii="Times New Roman" w:hAnsi="Times New Roman" w:cs="Times New Roman"/>
+          <w:sz w:val="28"/>
+          <w:szCs w:val="28"/>
+          <w:lang w:val="en-US"/>
+        </w:rPr>
+        <w:t> </w:t>
+      </w:r>
+      <w:r>
+        <w:rPr>
+          <w:rFonts w:ascii="Times New Roman" w:hAnsi="Times New Roman" w:cs="Times New Roman"/>
+          <w:sz w:val="28"/>
+          <w:szCs w:val="28"/>
+        </w:rPr>
+        <w:t xml:space="preserve"> &lt;</w:t>
       </w:r>
       <w:proofErr w:type="spellStart"/>
       <w:r>
@@ -10060,7 +10537,6 @@
           <w:rFonts w:ascii="Times New Roman" w:hAnsi="Times New Roman" w:cs="Times New Roman"/>
           <w:sz w:val="28"/>
           <w:szCs w:val="28"/>
-          <w:lang w:val="en-US"/>
         </w:rPr>
         <w:t>&gt;</w:t>
       </w:r>
@@ -10172,6 +10648,7 @@
         </w:rPr>
         <w:t>html</w:t>
       </w:r>
+      <w:proofErr w:type="gramStart"/>
       <w:r>
         <w:rPr>
           <w:rFonts w:ascii="Times New Roman" w:hAnsi="Times New Roman" w:cs="Times New Roman"/>
@@ -10188,6 +10665,7 @@
         </w:rPr>
         <w:t>Вернуться</w:t>
       </w:r>
+      <w:proofErr w:type="gramEnd"/>
       <w:r>
         <w:rPr>
           <w:rFonts w:ascii="Times New Roman" w:hAnsi="Times New Roman" w:cs="Times New Roman"/>
@@ -10335,6 +10813,7 @@
       <w:r>
         <w:rPr>
           <w:rFonts w:ascii="Times New Roman" w:hAnsi="Times New Roman" w:cs="Times New Roman"/>
+          <w:noProof/>
           <w:color w:val="000000" w:themeColor="text1"/>
           <w:sz w:val="24"/>
           <w:szCs w:val="24"/>
@@ -10482,6 +10961,7 @@
       <w:r>
         <w:rPr>
           <w:rFonts w:ascii="Times New Roman" w:hAnsi="Times New Roman" w:cs="Times New Roman"/>
+          <w:noProof/>
           <w:color w:val="000000" w:themeColor="text1"/>
           <w:sz w:val="24"/>
           <w:szCs w:val="24"/>
@@ -11961,6 +12441,7 @@
           <w:rFonts w:ascii="Times New Roman" w:hAnsi="Times New Roman" w:cs="Times New Roman"/>
           <w:sz w:val="28"/>
           <w:szCs w:val="28"/>
+          <w:lang w:val="en-US"/>
         </w:rPr>
       </w:pPr>
       <w:r>
@@ -11977,6 +12458,7 @@
           <w:rFonts w:ascii="Times New Roman" w:hAnsi="Times New Roman" w:cs="Times New Roman"/>
           <w:sz w:val="28"/>
           <w:szCs w:val="28"/>
+          <w:lang w:val="en-US"/>
         </w:rPr>
         <w:t>$</w:t>
       </w:r>
@@ -11986,6 +12468,7 @@
           <w:rFonts w:ascii="Times New Roman" w:hAnsi="Times New Roman" w:cs="Times New Roman"/>
           <w:sz w:val="28"/>
           <w:szCs w:val="28"/>
+          <w:lang w:val="en-US"/>
         </w:rPr>
         <w:t>wordCount</w:t>
       </w:r>
@@ -11995,6 +12478,7 @@
           <w:rFonts w:ascii="Times New Roman" w:hAnsi="Times New Roman" w:cs="Times New Roman"/>
           <w:sz w:val="28"/>
           <w:szCs w:val="28"/>
+          <w:lang w:val="en-US"/>
         </w:rPr>
         <w:t xml:space="preserve"> = </w:t>
       </w:r>
@@ -12004,8 +12488,19 @@
           <w:rFonts w:ascii="Times New Roman" w:hAnsi="Times New Roman" w:cs="Times New Roman"/>
           <w:sz w:val="28"/>
           <w:szCs w:val="28"/>
-        </w:rPr>
-        <w:t>str_word_count</w:t>
+          <w:lang w:val="en-US"/>
+        </w:rPr>
+        <w:t>str_word_</w:t>
+      </w:r>
+      <w:proofErr w:type="gramStart"/>
+      <w:r>
+        <w:rPr>
+          <w:rFonts w:ascii="Times New Roman" w:hAnsi="Times New Roman" w:cs="Times New Roman"/>
+          <w:sz w:val="28"/>
+          <w:szCs w:val="28"/>
+          <w:lang w:val="en-US"/>
+        </w:rPr>
+        <w:t>count</w:t>
       </w:r>
       <w:proofErr w:type="spellEnd"/>
       <w:r>
@@ -12013,8 +12508,19 @@
           <w:rFonts w:ascii="Times New Roman" w:hAnsi="Times New Roman" w:cs="Times New Roman"/>
           <w:sz w:val="28"/>
           <w:szCs w:val="28"/>
-        </w:rPr>
-        <w:t>($</w:t>
+          <w:lang w:val="en-US"/>
+        </w:rPr>
+        <w:t>(</w:t>
+      </w:r>
+      <w:proofErr w:type="gramEnd"/>
+      <w:r>
+        <w:rPr>
+          <w:rFonts w:ascii="Times New Roman" w:hAnsi="Times New Roman" w:cs="Times New Roman"/>
+          <w:sz w:val="28"/>
+          <w:szCs w:val="28"/>
+          <w:lang w:val="en-US"/>
+        </w:rPr>
+        <w:t>$</w:t>
       </w:r>
       <w:proofErr w:type="spellStart"/>
       <w:r>
@@ -12022,6 +12528,7 @@
           <w:rFonts w:ascii="Times New Roman" w:hAnsi="Times New Roman" w:cs="Times New Roman"/>
           <w:sz w:val="28"/>
           <w:szCs w:val="28"/>
+          <w:lang w:val="en-US"/>
         </w:rPr>
         <w:t>userText</w:t>
       </w:r>
@@ -12031,36 +12538,56 @@
           <w:rFonts w:ascii="Times New Roman" w:hAnsi="Times New Roman" w:cs="Times New Roman"/>
           <w:sz w:val="28"/>
           <w:szCs w:val="28"/>
-        </w:rPr>
-        <w:t>, 0, "АаБбВвГгДдЕеЁёЖжЗзИиЙйКкЛлМмНнОоПпРрСсТтУуФфХхЦцЧчШшЩщЪъЫыЬьЭэЮюЯя");</w:t>
-      </w:r>
-    </w:p>
-    <w:p>
-      <w:pPr>
-        <w:spacing w:after="0"/>
-        <w:ind w:firstLine="708"/>
-        <w:rPr>
-          <w:rFonts w:ascii="Times New Roman" w:hAnsi="Times New Roman" w:cs="Times New Roman"/>
-          <w:sz w:val="28"/>
-          <w:szCs w:val="28"/>
-        </w:rPr>
-      </w:pPr>
-    </w:p>
-    <w:p>
-      <w:pPr>
-        <w:spacing w:after="0"/>
-        <w:ind w:firstLine="708"/>
-        <w:rPr>
-          <w:rFonts w:ascii="Times New Roman" w:hAnsi="Times New Roman" w:cs="Times New Roman"/>
-          <w:sz w:val="28"/>
-          <w:szCs w:val="28"/>
-        </w:rPr>
-      </w:pPr>
-      <w:r>
-        <w:rPr>
-          <w:rFonts w:ascii="Times New Roman" w:hAnsi="Times New Roman" w:cs="Times New Roman"/>
-          <w:sz w:val="28"/>
-          <w:szCs w:val="28"/>
+          <w:lang w:val="en-US"/>
+        </w:rPr>
+        <w:t>, 0, "</w:t>
+      </w:r>
+      <w:r>
+        <w:rPr>
+          <w:rFonts w:ascii="Times New Roman" w:hAnsi="Times New Roman" w:cs="Times New Roman"/>
+          <w:sz w:val="28"/>
+          <w:szCs w:val="28"/>
+        </w:rPr>
+        <w:t>АаБбВвГгДдЕеЁёЖжЗзИиЙйКкЛлМмНнОоПпРрСсТтУуФфХхЦцЧчШшЩщЪъЫыЬьЭэЮюЯя</w:t>
+      </w:r>
+      <w:r>
+        <w:rPr>
+          <w:rFonts w:ascii="Times New Roman" w:hAnsi="Times New Roman" w:cs="Times New Roman"/>
+          <w:sz w:val="28"/>
+          <w:szCs w:val="28"/>
+          <w:lang w:val="en-US"/>
+        </w:rPr>
+        <w:t>");</w:t>
+      </w:r>
+    </w:p>
+    <w:p>
+      <w:pPr>
+        <w:spacing w:after="0"/>
+        <w:ind w:firstLine="708"/>
+        <w:rPr>
+          <w:rFonts w:ascii="Times New Roman" w:hAnsi="Times New Roman" w:cs="Times New Roman"/>
+          <w:sz w:val="28"/>
+          <w:szCs w:val="28"/>
+          <w:lang w:val="en-US"/>
+        </w:rPr>
+      </w:pPr>
+    </w:p>
+    <w:p>
+      <w:pPr>
+        <w:spacing w:after="0"/>
+        <w:ind w:firstLine="708"/>
+        <w:rPr>
+          <w:rFonts w:ascii="Times New Roman" w:hAnsi="Times New Roman" w:cs="Times New Roman"/>
+          <w:sz w:val="28"/>
+          <w:szCs w:val="28"/>
+        </w:rPr>
+      </w:pPr>
+      <w:r>
+        <w:rPr>
+          <w:rFonts w:ascii="Times New Roman" w:hAnsi="Times New Roman" w:cs="Times New Roman"/>
+          <w:sz w:val="28"/>
+          <w:szCs w:val="28"/>
+          <w:lang w:val="en-US"/>
         </w:rPr>
         <w:t xml:space="preserve">    </w:t>
       </w:r>
@@ -12080,7 +12607,25 @@
           <w:sz w:val="28"/>
           <w:szCs w:val="28"/>
         </w:rPr>
-        <w:t xml:space="preserve"> "&lt;p&gt;&lt;b&gt;Исходная строка:&lt;/b&gt; \"$</w:t>
+        <w:t xml:space="preserve"> "&lt;p&gt;&lt;</w:t>
+      </w:r>
+      <w:proofErr w:type="gramStart"/>
+      <w:r>
+        <w:rPr>
+          <w:rFonts w:ascii="Times New Roman" w:hAnsi="Times New Roman" w:cs="Times New Roman"/>
+          <w:sz w:val="28"/>
+          <w:szCs w:val="28"/>
+        </w:rPr>
+        <w:t>b&gt;Исходная</w:t>
+      </w:r>
+      <w:proofErr w:type="gramEnd"/>
+      <w:r>
+        <w:rPr>
+          <w:rFonts w:ascii="Times New Roman" w:hAnsi="Times New Roman" w:cs="Times New Roman"/>
+          <w:sz w:val="28"/>
+          <w:szCs w:val="28"/>
+        </w:rPr>
+        <w:t xml:space="preserve"> строка:&lt;/b&gt; \"$</w:t>
       </w:r>
       <w:proofErr w:type="spellStart"/>
       <w:r>
@@ -12135,7 +12680,25 @@
           <w:sz w:val="28"/>
           <w:szCs w:val="28"/>
         </w:rPr>
-        <w:t xml:space="preserve"> "&lt;p&gt;&lt;b&gt;Количество слов в строке:&lt;/b&gt; $</w:t>
+        <w:t xml:space="preserve"> "&lt;p&gt;&lt;</w:t>
+      </w:r>
+      <w:proofErr w:type="gramStart"/>
+      <w:r>
+        <w:rPr>
+          <w:rFonts w:ascii="Times New Roman" w:hAnsi="Times New Roman" w:cs="Times New Roman"/>
+          <w:sz w:val="28"/>
+          <w:szCs w:val="28"/>
+        </w:rPr>
+        <w:t>b&gt;Количество</w:t>
+      </w:r>
+      <w:proofErr w:type="gramEnd"/>
+      <w:r>
+        <w:rPr>
+          <w:rFonts w:ascii="Times New Roman" w:hAnsi="Times New Roman" w:cs="Times New Roman"/>
+          <w:sz w:val="28"/>
+          <w:szCs w:val="28"/>
+        </w:rPr>
+        <w:t xml:space="preserve"> слов в строке:&lt;/b&gt; $</w:t>
       </w:r>
       <w:proofErr w:type="spellStart"/>
       <w:r>
@@ -12403,6 +12966,7 @@
       <w:r>
         <w:rPr>
           <w:rFonts w:ascii="Times New Roman" w:hAnsi="Times New Roman" w:cs="Times New Roman"/>
+          <w:noProof/>
           <w:color w:val="000000" w:themeColor="text1"/>
           <w:sz w:val="24"/>
           <w:szCs w:val="24"/>
@@ -12550,6 +13114,7 @@
       <w:r>
         <w:rPr>
           <w:rFonts w:ascii="Times New Roman" w:hAnsi="Times New Roman" w:cs="Times New Roman"/>
+          <w:noProof/>
           <w:color w:val="000000" w:themeColor="text1"/>
           <w:sz w:val="24"/>
           <w:szCs w:val="24"/>
@@ -12982,7 +13547,25 @@
           <w:sz w:val="28"/>
           <w:szCs w:val="28"/>
         </w:rPr>
-        <w:t xml:space="preserve">Операторы сравнения: == (равно), === (строго равно), != или &lt;&gt; (не равно), !== (строго не равно), &gt;, &lt;, &gt;=, &lt;=. </w:t>
+        <w:t>Операторы сравнения: == (равно), === (строго равно)</w:t>
+      </w:r>
+      <w:proofErr w:type="gramStart"/>
+      <w:r>
+        <w:rPr>
+          <w:rFonts w:ascii="Times New Roman" w:hAnsi="Times New Roman" w:cs="Times New Roman"/>
+          <w:sz w:val="28"/>
+          <w:szCs w:val="28"/>
+        </w:rPr>
+        <w:t>, !</w:t>
+      </w:r>
+      <w:proofErr w:type="gramEnd"/>
+      <w:r>
+        <w:rPr>
+          <w:rFonts w:ascii="Times New Roman" w:hAnsi="Times New Roman" w:cs="Times New Roman"/>
+          <w:sz w:val="28"/>
+          <w:szCs w:val="28"/>
+        </w:rPr>
+        <w:t xml:space="preserve">= или &lt;&gt; (не равно), !== (строго не равно), &gt;, &lt;, &gt;=, &lt;=. </w:t>
       </w:r>
     </w:p>
     <w:p>
@@ -13083,7 +13666,25 @@
           <w:sz w:val="28"/>
           <w:szCs w:val="28"/>
         </w:rPr>
-        <w:t xml:space="preserve"> (исключающее ИЛИ), ! (НЕ), &amp;&amp; (И), || (ИЛИ). </w:t>
+        <w:t xml:space="preserve"> (исключающее ИЛИ)</w:t>
+      </w:r>
+      <w:proofErr w:type="gramStart"/>
+      <w:r>
+        <w:rPr>
+          <w:rFonts w:ascii="Times New Roman" w:hAnsi="Times New Roman" w:cs="Times New Roman"/>
+          <w:sz w:val="28"/>
+          <w:szCs w:val="28"/>
+        </w:rPr>
+        <w:t>, !</w:t>
+      </w:r>
+      <w:proofErr w:type="gramEnd"/>
+      <w:r>
+        <w:rPr>
+          <w:rFonts w:ascii="Times New Roman" w:hAnsi="Times New Roman" w:cs="Times New Roman"/>
+          <w:sz w:val="28"/>
+          <w:szCs w:val="28"/>
+        </w:rPr>
+        <w:t xml:space="preserve"> (НЕ), &amp;&amp; (И), || (ИЛИ). </w:t>
       </w:r>
     </w:p>
     <w:p>
@@ -13106,7 +13707,43 @@
           <w:sz w:val="28"/>
           <w:szCs w:val="28"/>
         </w:rPr>
-        <w:t>Строковые: . (конкатенация/сложение строк), .= (присвоение с конкатенацией).</w:t>
+        <w:t>Строковые</w:t>
+      </w:r>
+      <w:proofErr w:type="gramStart"/>
+      <w:r>
+        <w:rPr>
+          <w:rFonts w:ascii="Times New Roman" w:hAnsi="Times New Roman" w:cs="Times New Roman"/>
+          <w:sz w:val="28"/>
+          <w:szCs w:val="28"/>
+        </w:rPr>
+        <w:t>: .</w:t>
+      </w:r>
+      <w:proofErr w:type="gramEnd"/>
+      <w:r>
+        <w:rPr>
+          <w:rFonts w:ascii="Times New Roman" w:hAnsi="Times New Roman" w:cs="Times New Roman"/>
+          <w:sz w:val="28"/>
+          <w:szCs w:val="28"/>
+        </w:rPr>
+        <w:t xml:space="preserve"> (конкатенация/сложение строк)</w:t>
+      </w:r>
+      <w:proofErr w:type="gramStart"/>
+      <w:r>
+        <w:rPr>
+          <w:rFonts w:ascii="Times New Roman" w:hAnsi="Times New Roman" w:cs="Times New Roman"/>
+          <w:sz w:val="28"/>
+          <w:szCs w:val="28"/>
+        </w:rPr>
+        <w:t>, .</w:t>
+      </w:r>
+      <w:proofErr w:type="gramEnd"/>
+      <w:r>
+        <w:rPr>
+          <w:rFonts w:ascii="Times New Roman" w:hAnsi="Times New Roman" w:cs="Times New Roman"/>
+          <w:sz w:val="28"/>
+          <w:szCs w:val="28"/>
+        </w:rPr>
+        <w:t>= (присвоение с конкатенацией).</w:t>
       </w:r>
     </w:p>
     <w:sectPr>
